--- a/BTGit2.docx
+++ b/BTGit2.docx
@@ -28,196 +28,14 @@
           <w:szCs w:val="28"/>
         </w:rPr>
       </w:pPr>
-      <w:proofErr w:type="spellStart"/>
       <w:r>
         <w:rPr>
           <w:rFonts w:ascii="Times New Roman" w:hAnsi="Times New Roman" w:cs="Times New Roman"/>
           <w:sz w:val="28"/>
           <w:szCs w:val="28"/>
         </w:rPr>
-        <w:t>Giải</w:t>
+        <w:t>Giải thích và cho ví dụ minh họa các câu sau</w:t>
       </w:r>
-      <w:proofErr w:type="spellEnd"/>
-      <w:r>
-        <w:rPr>
-          <w:rFonts w:ascii="Times New Roman" w:hAnsi="Times New Roman" w:cs="Times New Roman"/>
-          <w:sz w:val="28"/>
-          <w:szCs w:val="28"/>
-        </w:rPr>
-        <w:t xml:space="preserve"> </w:t>
-      </w:r>
-      <w:proofErr w:type="spellStart"/>
-      <w:r>
-        <w:rPr>
-          <w:rFonts w:ascii="Times New Roman" w:hAnsi="Times New Roman" w:cs="Times New Roman"/>
-          <w:sz w:val="28"/>
-          <w:szCs w:val="28"/>
-        </w:rPr>
-        <w:t>thích</w:t>
-      </w:r>
-      <w:proofErr w:type="spellEnd"/>
-      <w:r>
-        <w:rPr>
-          <w:rFonts w:ascii="Times New Roman" w:hAnsi="Times New Roman" w:cs="Times New Roman"/>
-          <w:sz w:val="28"/>
-          <w:szCs w:val="28"/>
-        </w:rPr>
-        <w:t xml:space="preserve"> </w:t>
-      </w:r>
-      <w:proofErr w:type="spellStart"/>
-      <w:r>
-        <w:rPr>
-          <w:rFonts w:ascii="Times New Roman" w:hAnsi="Times New Roman" w:cs="Times New Roman"/>
-          <w:sz w:val="28"/>
-          <w:szCs w:val="28"/>
-        </w:rPr>
-        <w:t>và</w:t>
-      </w:r>
-      <w:proofErr w:type="spellEnd"/>
-      <w:r>
-        <w:rPr>
-          <w:rFonts w:ascii="Times New Roman" w:hAnsi="Times New Roman" w:cs="Times New Roman"/>
-          <w:sz w:val="28"/>
-          <w:szCs w:val="28"/>
-        </w:rPr>
-        <w:t xml:space="preserve"> </w:t>
-      </w:r>
-      <w:proofErr w:type="spellStart"/>
-      <w:r>
-        <w:rPr>
-          <w:rFonts w:ascii="Times New Roman" w:hAnsi="Times New Roman" w:cs="Times New Roman"/>
-          <w:sz w:val="28"/>
-          <w:szCs w:val="28"/>
-        </w:rPr>
-        <w:t>cho</w:t>
-      </w:r>
-      <w:proofErr w:type="spellEnd"/>
-      <w:r>
-        <w:rPr>
-          <w:rFonts w:ascii="Times New Roman" w:hAnsi="Times New Roman" w:cs="Times New Roman"/>
-          <w:sz w:val="28"/>
-          <w:szCs w:val="28"/>
-        </w:rPr>
-        <w:t xml:space="preserve"> </w:t>
-      </w:r>
-      <w:proofErr w:type="spellStart"/>
-      <w:r>
-        <w:rPr>
-          <w:rFonts w:ascii="Times New Roman" w:hAnsi="Times New Roman" w:cs="Times New Roman"/>
-          <w:sz w:val="28"/>
-          <w:szCs w:val="28"/>
-        </w:rPr>
-        <w:t>ví</w:t>
-      </w:r>
-      <w:proofErr w:type="spellEnd"/>
-      <w:r>
-        <w:rPr>
-          <w:rFonts w:ascii="Times New Roman" w:hAnsi="Times New Roman" w:cs="Times New Roman"/>
-          <w:sz w:val="28"/>
-          <w:szCs w:val="28"/>
-        </w:rPr>
-        <w:t xml:space="preserve"> </w:t>
-      </w:r>
-      <w:proofErr w:type="spellStart"/>
-      <w:r>
-        <w:rPr>
-          <w:rFonts w:ascii="Times New Roman" w:hAnsi="Times New Roman" w:cs="Times New Roman"/>
-          <w:sz w:val="28"/>
-          <w:szCs w:val="28"/>
-        </w:rPr>
-        <w:t>dụ</w:t>
-      </w:r>
-      <w:proofErr w:type="spellEnd"/>
-      <w:r>
-        <w:rPr>
-          <w:rFonts w:ascii="Times New Roman" w:hAnsi="Times New Roman" w:cs="Times New Roman"/>
-          <w:sz w:val="28"/>
-          <w:szCs w:val="28"/>
-        </w:rPr>
-        <w:t xml:space="preserve"> </w:t>
-      </w:r>
-      <w:proofErr w:type="spellStart"/>
-      <w:r>
-        <w:rPr>
-          <w:rFonts w:ascii="Times New Roman" w:hAnsi="Times New Roman" w:cs="Times New Roman"/>
-          <w:sz w:val="28"/>
-          <w:szCs w:val="28"/>
-        </w:rPr>
-        <w:t>minh</w:t>
-      </w:r>
-      <w:proofErr w:type="spellEnd"/>
-      <w:r>
-        <w:rPr>
-          <w:rFonts w:ascii="Times New Roman" w:hAnsi="Times New Roman" w:cs="Times New Roman"/>
-          <w:sz w:val="28"/>
-          <w:szCs w:val="28"/>
-        </w:rPr>
-        <w:t xml:space="preserve"> </w:t>
-      </w:r>
-      <w:proofErr w:type="spellStart"/>
-      <w:r>
-        <w:rPr>
-          <w:rFonts w:ascii="Times New Roman" w:hAnsi="Times New Roman" w:cs="Times New Roman"/>
-          <w:sz w:val="28"/>
-          <w:szCs w:val="28"/>
-        </w:rPr>
-        <w:t>họa</w:t>
-      </w:r>
-      <w:proofErr w:type="spellEnd"/>
-      <w:r>
-        <w:rPr>
-          <w:rFonts w:ascii="Times New Roman" w:hAnsi="Times New Roman" w:cs="Times New Roman"/>
-          <w:sz w:val="28"/>
-          <w:szCs w:val="28"/>
-        </w:rPr>
-        <w:t xml:space="preserve"> </w:t>
-      </w:r>
-      <w:proofErr w:type="spellStart"/>
-      <w:r>
-        <w:rPr>
-          <w:rFonts w:ascii="Times New Roman" w:hAnsi="Times New Roman" w:cs="Times New Roman"/>
-          <w:sz w:val="28"/>
-          <w:szCs w:val="28"/>
-        </w:rPr>
-        <w:t>các</w:t>
-      </w:r>
-      <w:proofErr w:type="spellEnd"/>
-      <w:r>
-        <w:rPr>
-          <w:rFonts w:ascii="Times New Roman" w:hAnsi="Times New Roman" w:cs="Times New Roman"/>
-          <w:sz w:val="28"/>
-          <w:szCs w:val="28"/>
-        </w:rPr>
-        <w:t xml:space="preserve"> </w:t>
-      </w:r>
-      <w:proofErr w:type="spellStart"/>
-      <w:r>
-        <w:rPr>
-          <w:rFonts w:ascii="Times New Roman" w:hAnsi="Times New Roman" w:cs="Times New Roman"/>
-          <w:sz w:val="28"/>
-          <w:szCs w:val="28"/>
-        </w:rPr>
-        <w:t>câu</w:t>
-      </w:r>
-      <w:proofErr w:type="spellEnd"/>
-      <w:r>
-        <w:rPr>
-          <w:rFonts w:ascii="Times New Roman" w:hAnsi="Times New Roman" w:cs="Times New Roman"/>
-          <w:sz w:val="28"/>
-          <w:szCs w:val="28"/>
-        </w:rPr>
-        <w:t xml:space="preserve"> </w:t>
-      </w:r>
-      <w:proofErr w:type="spellStart"/>
-      <w:r>
-        <w:rPr>
-          <w:rFonts w:ascii="Times New Roman" w:hAnsi="Times New Roman" w:cs="Times New Roman"/>
-          <w:sz w:val="28"/>
-          <w:szCs w:val="28"/>
-        </w:rPr>
-        <w:t>sau</w:t>
-      </w:r>
-      <w:proofErr w:type="spellEnd"/>
     </w:p>
     <w:p>
       <w:pPr>
@@ -232,106 +50,14 @@
           <w:szCs w:val="28"/>
         </w:rPr>
       </w:pPr>
-      <w:proofErr w:type="spellStart"/>
       <w:r>
         <w:rPr>
           <w:rFonts w:ascii="Times New Roman" w:hAnsi="Times New Roman" w:cs="Times New Roman"/>
           <w:sz w:val="28"/>
           <w:szCs w:val="28"/>
         </w:rPr>
-        <w:t>Phân</w:t>
+        <w:t>Phân biệt các cấp độ reset</w:t>
       </w:r>
-      <w:proofErr w:type="spellEnd"/>
-      <w:r>
-        <w:rPr>
-          <w:rFonts w:ascii="Times New Roman" w:hAnsi="Times New Roman" w:cs="Times New Roman"/>
-          <w:sz w:val="28"/>
-          <w:szCs w:val="28"/>
-        </w:rPr>
-        <w:t xml:space="preserve"> </w:t>
-      </w:r>
-      <w:proofErr w:type="spellStart"/>
-      <w:r>
-        <w:rPr>
-          <w:rFonts w:ascii="Times New Roman" w:hAnsi="Times New Roman" w:cs="Times New Roman"/>
-          <w:sz w:val="28"/>
-          <w:szCs w:val="28"/>
-        </w:rPr>
-        <w:t>biệt</w:t>
-      </w:r>
-      <w:proofErr w:type="spellEnd"/>
-      <w:r>
-        <w:rPr>
-          <w:rFonts w:ascii="Times New Roman" w:hAnsi="Times New Roman" w:cs="Times New Roman"/>
-          <w:sz w:val="28"/>
-          <w:szCs w:val="28"/>
-        </w:rPr>
-        <w:t xml:space="preserve"> </w:t>
-      </w:r>
-      <w:proofErr w:type="spellStart"/>
-      <w:r>
-        <w:rPr>
-          <w:rFonts w:ascii="Times New Roman" w:hAnsi="Times New Roman" w:cs="Times New Roman"/>
-          <w:sz w:val="28"/>
-          <w:szCs w:val="28"/>
-        </w:rPr>
-        <w:t>các</w:t>
-      </w:r>
-      <w:proofErr w:type="spellEnd"/>
-      <w:r>
-        <w:rPr>
-          <w:rFonts w:ascii="Times New Roman" w:hAnsi="Times New Roman" w:cs="Times New Roman"/>
-          <w:sz w:val="28"/>
-          <w:szCs w:val="28"/>
-        </w:rPr>
-        <w:t xml:space="preserve"> </w:t>
-      </w:r>
-      <w:proofErr w:type="spellStart"/>
-      <w:r>
-        <w:rPr>
-          <w:rFonts w:ascii="Times New Roman" w:hAnsi="Times New Roman" w:cs="Times New Roman"/>
-          <w:sz w:val="28"/>
-          <w:szCs w:val="28"/>
-        </w:rPr>
-        <w:t>cấp</w:t>
-      </w:r>
-      <w:proofErr w:type="spellEnd"/>
-      <w:r>
-        <w:rPr>
-          <w:rFonts w:ascii="Times New Roman" w:hAnsi="Times New Roman" w:cs="Times New Roman"/>
-          <w:sz w:val="28"/>
-          <w:szCs w:val="28"/>
-        </w:rPr>
-        <w:t xml:space="preserve"> </w:t>
-      </w:r>
-      <w:proofErr w:type="spellStart"/>
-      <w:r>
-        <w:rPr>
-          <w:rFonts w:ascii="Times New Roman" w:hAnsi="Times New Roman" w:cs="Times New Roman"/>
-          <w:sz w:val="28"/>
-          <w:szCs w:val="28"/>
-        </w:rPr>
-        <w:t>độ</w:t>
-      </w:r>
-      <w:proofErr w:type="spellEnd"/>
-      <w:r>
-        <w:rPr>
-          <w:rFonts w:ascii="Times New Roman" w:hAnsi="Times New Roman" w:cs="Times New Roman"/>
-          <w:sz w:val="28"/>
-          <w:szCs w:val="28"/>
-        </w:rPr>
-        <w:t xml:space="preserve"> </w:t>
-      </w:r>
-      <w:proofErr w:type="gramStart"/>
-      <w:r>
-        <w:rPr>
-          <w:rFonts w:ascii="Times New Roman" w:hAnsi="Times New Roman" w:cs="Times New Roman"/>
-          <w:sz w:val="28"/>
-          <w:szCs w:val="28"/>
-        </w:rPr>
-        <w:t>reset</w:t>
-      </w:r>
-      <w:proofErr w:type="gramEnd"/>
     </w:p>
     <w:p>
       <w:pPr>
@@ -346,34 +72,14 @@
           <w:szCs w:val="28"/>
         </w:rPr>
       </w:pPr>
-      <w:proofErr w:type="spellStart"/>
       <w:r>
         <w:rPr>
           <w:rFonts w:ascii="Times New Roman" w:hAnsi="Times New Roman" w:cs="Times New Roman"/>
           <w:sz w:val="28"/>
           <w:szCs w:val="28"/>
         </w:rPr>
-        <w:t>Phân</w:t>
+        <w:t>Phân biệt</w:t>
       </w:r>
-      <w:proofErr w:type="spellEnd"/>
-      <w:r>
-        <w:rPr>
-          <w:rFonts w:ascii="Times New Roman" w:hAnsi="Times New Roman" w:cs="Times New Roman"/>
-          <w:sz w:val="28"/>
-          <w:szCs w:val="28"/>
-        </w:rPr>
-        <w:t xml:space="preserve"> </w:t>
-      </w:r>
-      <w:proofErr w:type="spellStart"/>
-      <w:r>
-        <w:rPr>
-          <w:rFonts w:ascii="Times New Roman" w:hAnsi="Times New Roman" w:cs="Times New Roman"/>
-          <w:sz w:val="28"/>
-          <w:szCs w:val="28"/>
-        </w:rPr>
-        <w:t>biệt</w:t>
-      </w:r>
-      <w:proofErr w:type="spellEnd"/>
       <w:r>
         <w:rPr>
           <w:rFonts w:ascii="Times New Roman" w:hAnsi="Times New Roman" w:cs="Times New Roman"/>
@@ -390,36 +96,8 @@
           <w:sz w:val="28"/>
           <w:szCs w:val="28"/>
         </w:rPr>
-        <w:t xml:space="preserve">Merge </w:t>
+        <w:t>Merge và rebase</w:t>
       </w:r>
-      <w:proofErr w:type="spellStart"/>
-      <w:r>
-        <w:rPr>
-          <w:rFonts w:ascii="Times New Roman" w:hAnsi="Times New Roman" w:cs="Times New Roman"/>
-          <w:sz w:val="28"/>
-          <w:szCs w:val="28"/>
-        </w:rPr>
-        <w:t>và</w:t>
-      </w:r>
-      <w:proofErr w:type="spellEnd"/>
-      <w:r>
-        <w:rPr>
-          <w:rFonts w:ascii="Times New Roman" w:hAnsi="Times New Roman" w:cs="Times New Roman"/>
-          <w:sz w:val="28"/>
-          <w:szCs w:val="28"/>
-        </w:rPr>
-        <w:t xml:space="preserve"> </w:t>
-      </w:r>
-      <w:proofErr w:type="gramStart"/>
-      <w:r>
-        <w:rPr>
-          <w:rFonts w:ascii="Times New Roman" w:hAnsi="Times New Roman" w:cs="Times New Roman"/>
-          <w:sz w:val="28"/>
-          <w:szCs w:val="28"/>
-        </w:rPr>
-        <w:t>rebase</w:t>
-      </w:r>
-      <w:proofErr w:type="gramEnd"/>
     </w:p>
     <w:p>
       <w:pPr>
@@ -434,70 +112,14 @@
           <w:szCs w:val="28"/>
         </w:rPr>
       </w:pPr>
-      <w:proofErr w:type="spellStart"/>
       <w:r>
         <w:rPr>
           <w:rFonts w:ascii="Times New Roman" w:hAnsi="Times New Roman" w:cs="Times New Roman"/>
           <w:sz w:val="28"/>
           <w:szCs w:val="28"/>
         </w:rPr>
-        <w:t>Phân</w:t>
+        <w:t>Phân biệt pull và fetch</w:t>
       </w:r>
-      <w:proofErr w:type="spellEnd"/>
-      <w:r>
-        <w:rPr>
-          <w:rFonts w:ascii="Times New Roman" w:hAnsi="Times New Roman" w:cs="Times New Roman"/>
-          <w:sz w:val="28"/>
-          <w:szCs w:val="28"/>
-        </w:rPr>
-        <w:t xml:space="preserve"> </w:t>
-      </w:r>
-      <w:proofErr w:type="spellStart"/>
-      <w:r>
-        <w:rPr>
-          <w:rFonts w:ascii="Times New Roman" w:hAnsi="Times New Roman" w:cs="Times New Roman"/>
-          <w:sz w:val="28"/>
-          <w:szCs w:val="28"/>
-        </w:rPr>
-        <w:t>biệt</w:t>
-      </w:r>
-      <w:proofErr w:type="spellEnd"/>
-      <w:r>
-        <w:rPr>
-          <w:rFonts w:ascii="Times New Roman" w:hAnsi="Times New Roman" w:cs="Times New Roman"/>
-          <w:sz w:val="28"/>
-          <w:szCs w:val="28"/>
-        </w:rPr>
-        <w:t xml:space="preserve"> pull </w:t>
-      </w:r>
-      <w:proofErr w:type="spellStart"/>
-      <w:r>
-        <w:rPr>
-          <w:rFonts w:ascii="Times New Roman" w:hAnsi="Times New Roman" w:cs="Times New Roman"/>
-          <w:sz w:val="28"/>
-          <w:szCs w:val="28"/>
-        </w:rPr>
-        <w:t>và</w:t>
-      </w:r>
-      <w:proofErr w:type="spellEnd"/>
-      <w:r>
-        <w:rPr>
-          <w:rFonts w:ascii="Times New Roman" w:hAnsi="Times New Roman" w:cs="Times New Roman"/>
-          <w:sz w:val="28"/>
-          <w:szCs w:val="28"/>
-        </w:rPr>
-        <w:t xml:space="preserve"> </w:t>
-      </w:r>
-      <w:proofErr w:type="gramStart"/>
-      <w:r>
-        <w:rPr>
-          <w:rFonts w:ascii="Times New Roman" w:hAnsi="Times New Roman" w:cs="Times New Roman"/>
-          <w:sz w:val="28"/>
-          <w:szCs w:val="28"/>
-        </w:rPr>
-        <w:t>fetch</w:t>
-      </w:r>
-      <w:proofErr w:type="gramEnd"/>
     </w:p>
     <w:p>
       <w:pPr>
@@ -606,128 +228,8 @@
           <w:sz w:val="28"/>
           <w:szCs w:val="28"/>
         </w:rPr>
-        <w:t xml:space="preserve">Pull </w:t>
+        <w:t>Pull lấy về và tự động hợp nhất</w:t>
       </w:r>
-      <w:proofErr w:type="spellStart"/>
-      <w:r>
-        <w:rPr>
-          <w:rFonts w:ascii="Times New Roman" w:hAnsi="Times New Roman" w:cs="Times New Roman"/>
-          <w:sz w:val="28"/>
-          <w:szCs w:val="28"/>
-        </w:rPr>
-        <w:t>lấy</w:t>
-      </w:r>
-      <w:proofErr w:type="spellEnd"/>
-      <w:r>
-        <w:rPr>
-          <w:rFonts w:ascii="Times New Roman" w:hAnsi="Times New Roman" w:cs="Times New Roman"/>
-          <w:sz w:val="28"/>
-          <w:szCs w:val="28"/>
-        </w:rPr>
-        <w:t xml:space="preserve"> </w:t>
-      </w:r>
-      <w:proofErr w:type="spellStart"/>
-      <w:r>
-        <w:rPr>
-          <w:rFonts w:ascii="Times New Roman" w:hAnsi="Times New Roman" w:cs="Times New Roman"/>
-          <w:sz w:val="28"/>
-          <w:szCs w:val="28"/>
-        </w:rPr>
-        <w:t>về</w:t>
-      </w:r>
-      <w:proofErr w:type="spellEnd"/>
-      <w:r>
-        <w:rPr>
-          <w:rFonts w:ascii="Times New Roman" w:hAnsi="Times New Roman" w:cs="Times New Roman"/>
-          <w:sz w:val="28"/>
-          <w:szCs w:val="28"/>
-        </w:rPr>
-        <w:t xml:space="preserve"> </w:t>
-      </w:r>
-      <w:proofErr w:type="spellStart"/>
-      <w:r>
-        <w:rPr>
-          <w:rFonts w:ascii="Times New Roman" w:hAnsi="Times New Roman" w:cs="Times New Roman"/>
-          <w:sz w:val="28"/>
-          <w:szCs w:val="28"/>
-        </w:rPr>
-        <w:t>và</w:t>
-      </w:r>
-      <w:proofErr w:type="spellEnd"/>
-      <w:r>
-        <w:rPr>
-          <w:rFonts w:ascii="Times New Roman" w:hAnsi="Times New Roman" w:cs="Times New Roman"/>
-          <w:sz w:val="28"/>
-          <w:szCs w:val="28"/>
-        </w:rPr>
-        <w:t xml:space="preserve"> </w:t>
-      </w:r>
-      <w:proofErr w:type="spellStart"/>
-      <w:r>
-        <w:rPr>
-          <w:rFonts w:ascii="Times New Roman" w:hAnsi="Times New Roman" w:cs="Times New Roman"/>
-          <w:sz w:val="28"/>
-          <w:szCs w:val="28"/>
-        </w:rPr>
-        <w:t>tự</w:t>
-      </w:r>
-      <w:proofErr w:type="spellEnd"/>
-      <w:r>
-        <w:rPr>
-          <w:rFonts w:ascii="Times New Roman" w:hAnsi="Times New Roman" w:cs="Times New Roman"/>
-          <w:sz w:val="28"/>
-          <w:szCs w:val="28"/>
-        </w:rPr>
-        <w:t xml:space="preserve"> </w:t>
-      </w:r>
-      <w:proofErr w:type="spellStart"/>
-      <w:r>
-        <w:rPr>
-          <w:rFonts w:ascii="Times New Roman" w:hAnsi="Times New Roman" w:cs="Times New Roman"/>
-          <w:sz w:val="28"/>
-          <w:szCs w:val="28"/>
-        </w:rPr>
-        <w:t>động</w:t>
-      </w:r>
-      <w:proofErr w:type="spellEnd"/>
-      <w:r>
-        <w:rPr>
-          <w:rFonts w:ascii="Times New Roman" w:hAnsi="Times New Roman" w:cs="Times New Roman"/>
-          <w:sz w:val="28"/>
-          <w:szCs w:val="28"/>
-        </w:rPr>
-        <w:t xml:space="preserve"> </w:t>
-      </w:r>
-      <w:proofErr w:type="spellStart"/>
-      <w:r>
-        <w:rPr>
-          <w:rFonts w:ascii="Times New Roman" w:hAnsi="Times New Roman" w:cs="Times New Roman"/>
-          <w:sz w:val="28"/>
-          <w:szCs w:val="28"/>
-        </w:rPr>
-        <w:t>hợp</w:t>
-      </w:r>
-      <w:proofErr w:type="spellEnd"/>
-      <w:r>
-        <w:rPr>
-          <w:rFonts w:ascii="Times New Roman" w:hAnsi="Times New Roman" w:cs="Times New Roman"/>
-          <w:sz w:val="28"/>
-          <w:szCs w:val="28"/>
-        </w:rPr>
-        <w:t xml:space="preserve"> </w:t>
-      </w:r>
-      <w:proofErr w:type="spellStart"/>
-      <w:proofErr w:type="gramStart"/>
-      <w:r>
-        <w:rPr>
-          <w:rFonts w:ascii="Times New Roman" w:hAnsi="Times New Roman" w:cs="Times New Roman"/>
-          <w:sz w:val="28"/>
-          <w:szCs w:val="28"/>
-        </w:rPr>
-        <w:t>nhất</w:t>
-      </w:r>
-      <w:proofErr w:type="spellEnd"/>
-      <w:proofErr w:type="gramEnd"/>
     </w:p>
     <w:p>
       <w:pPr>
@@ -887,255 +389,13 @@
           <w:szCs w:val="28"/>
         </w:rPr>
       </w:pPr>
-      <w:proofErr w:type="spellStart"/>
       <w:r>
         <w:rPr>
           <w:sz w:val="28"/>
           <w:szCs w:val="28"/>
         </w:rPr>
-        <w:t>Là</w:t>
+        <w:t>Là phiên bản nhỏ hơn của pull lấy về nhưng không tự hợp nhất phải thêm merge</w:t>
       </w:r>
-      <w:proofErr w:type="spellEnd"/>
-      <w:r>
-        <w:rPr>
-          <w:sz w:val="28"/>
-          <w:szCs w:val="28"/>
-        </w:rPr>
-        <w:t xml:space="preserve"> </w:t>
-      </w:r>
-      <w:proofErr w:type="spellStart"/>
-      <w:r>
-        <w:rPr>
-          <w:sz w:val="28"/>
-          <w:szCs w:val="28"/>
-        </w:rPr>
-        <w:t>phiên</w:t>
-      </w:r>
-      <w:proofErr w:type="spellEnd"/>
-      <w:r>
-        <w:rPr>
-          <w:sz w:val="28"/>
-          <w:szCs w:val="28"/>
-        </w:rPr>
-        <w:t xml:space="preserve"> </w:t>
-      </w:r>
-      <w:proofErr w:type="spellStart"/>
-      <w:r>
-        <w:rPr>
-          <w:sz w:val="28"/>
-          <w:szCs w:val="28"/>
-        </w:rPr>
-        <w:t>bản</w:t>
-      </w:r>
-      <w:proofErr w:type="spellEnd"/>
-      <w:r>
-        <w:rPr>
-          <w:sz w:val="28"/>
-          <w:szCs w:val="28"/>
-        </w:rPr>
-        <w:t xml:space="preserve"> </w:t>
-      </w:r>
-      <w:proofErr w:type="spellStart"/>
-      <w:r>
-        <w:rPr>
-          <w:sz w:val="28"/>
-          <w:szCs w:val="28"/>
-        </w:rPr>
-        <w:t>nhỏ</w:t>
-      </w:r>
-      <w:proofErr w:type="spellEnd"/>
-      <w:r>
-        <w:rPr>
-          <w:sz w:val="28"/>
-          <w:szCs w:val="28"/>
-        </w:rPr>
-        <w:t xml:space="preserve"> </w:t>
-      </w:r>
-      <w:proofErr w:type="spellStart"/>
-      <w:r>
-        <w:rPr>
-          <w:sz w:val="28"/>
-          <w:szCs w:val="28"/>
-        </w:rPr>
-        <w:t>hơn</w:t>
-      </w:r>
-      <w:proofErr w:type="spellEnd"/>
-      <w:r>
-        <w:rPr>
-          <w:sz w:val="28"/>
-          <w:szCs w:val="28"/>
-        </w:rPr>
-        <w:t xml:space="preserve"> </w:t>
-      </w:r>
-      <w:proofErr w:type="spellStart"/>
-      <w:r>
-        <w:rPr>
-          <w:sz w:val="28"/>
-          <w:szCs w:val="28"/>
-        </w:rPr>
-        <w:t>của</w:t>
-      </w:r>
-      <w:proofErr w:type="spellEnd"/>
-      <w:r>
-        <w:rPr>
-          <w:sz w:val="28"/>
-          <w:szCs w:val="28"/>
-        </w:rPr>
-        <w:t xml:space="preserve"> pull </w:t>
-      </w:r>
-      <w:proofErr w:type="spellStart"/>
-      <w:r>
-        <w:rPr>
-          <w:sz w:val="28"/>
-          <w:szCs w:val="28"/>
-        </w:rPr>
-        <w:t>lấy</w:t>
-      </w:r>
-      <w:proofErr w:type="spellEnd"/>
-      <w:r>
-        <w:rPr>
-          <w:sz w:val="28"/>
-          <w:szCs w:val="28"/>
-        </w:rPr>
-        <w:t xml:space="preserve"> </w:t>
-      </w:r>
-      <w:proofErr w:type="spellStart"/>
-      <w:r>
-        <w:rPr>
-          <w:sz w:val="28"/>
-          <w:szCs w:val="28"/>
-        </w:rPr>
-        <w:t>về</w:t>
-      </w:r>
-      <w:proofErr w:type="spellEnd"/>
-      <w:r>
-        <w:rPr>
-          <w:sz w:val="28"/>
-          <w:szCs w:val="28"/>
-        </w:rPr>
-        <w:t xml:space="preserve"> </w:t>
-      </w:r>
-      <w:proofErr w:type="spellStart"/>
-      <w:r>
-        <w:rPr>
-          <w:sz w:val="28"/>
-          <w:szCs w:val="28"/>
-        </w:rPr>
-        <w:t>nhưng</w:t>
-      </w:r>
-      <w:proofErr w:type="spellEnd"/>
-      <w:r>
-        <w:rPr>
-          <w:sz w:val="28"/>
-          <w:szCs w:val="28"/>
-        </w:rPr>
-        <w:t xml:space="preserve"> </w:t>
-      </w:r>
-      <w:proofErr w:type="spellStart"/>
-      <w:r>
-        <w:rPr>
-          <w:sz w:val="28"/>
-          <w:szCs w:val="28"/>
-        </w:rPr>
-        <w:t>không</w:t>
-      </w:r>
-      <w:proofErr w:type="spellEnd"/>
-      <w:r>
-        <w:rPr>
-          <w:sz w:val="28"/>
-          <w:szCs w:val="28"/>
-        </w:rPr>
-        <w:t xml:space="preserve"> </w:t>
-      </w:r>
-      <w:proofErr w:type="spellStart"/>
-      <w:r>
-        <w:rPr>
-          <w:sz w:val="28"/>
-          <w:szCs w:val="28"/>
-        </w:rPr>
-        <w:t>tự</w:t>
-      </w:r>
-      <w:proofErr w:type="spellEnd"/>
-      <w:r>
-        <w:rPr>
-          <w:sz w:val="28"/>
-          <w:szCs w:val="28"/>
-        </w:rPr>
-        <w:t xml:space="preserve"> </w:t>
-      </w:r>
-      <w:proofErr w:type="spellStart"/>
-      <w:r>
-        <w:rPr>
-          <w:sz w:val="28"/>
-          <w:szCs w:val="28"/>
-        </w:rPr>
-        <w:t>hợp</w:t>
-      </w:r>
-      <w:proofErr w:type="spellEnd"/>
-      <w:r>
-        <w:rPr>
-          <w:sz w:val="28"/>
-          <w:szCs w:val="28"/>
-        </w:rPr>
-        <w:t xml:space="preserve"> </w:t>
-      </w:r>
-      <w:proofErr w:type="spellStart"/>
-      <w:r>
-        <w:rPr>
-          <w:sz w:val="28"/>
-          <w:szCs w:val="28"/>
-        </w:rPr>
-        <w:t>nhất</w:t>
-      </w:r>
-      <w:proofErr w:type="spellEnd"/>
-      <w:r>
-        <w:rPr>
-          <w:sz w:val="28"/>
-          <w:szCs w:val="28"/>
-        </w:rPr>
-        <w:t xml:space="preserve"> </w:t>
-      </w:r>
-      <w:proofErr w:type="spellStart"/>
-      <w:r>
-        <w:rPr>
-          <w:sz w:val="28"/>
-          <w:szCs w:val="28"/>
-        </w:rPr>
-        <w:t>phải</w:t>
-      </w:r>
-      <w:proofErr w:type="spellEnd"/>
-      <w:r>
-        <w:rPr>
-          <w:sz w:val="28"/>
-          <w:szCs w:val="28"/>
-        </w:rPr>
-        <w:t xml:space="preserve"> </w:t>
-      </w:r>
-      <w:proofErr w:type="spellStart"/>
-      <w:r>
-        <w:rPr>
-          <w:sz w:val="28"/>
-          <w:szCs w:val="28"/>
-        </w:rPr>
-        <w:t>thêm</w:t>
-      </w:r>
-      <w:proofErr w:type="spellEnd"/>
-      <w:r>
-        <w:rPr>
-          <w:sz w:val="28"/>
-          <w:szCs w:val="28"/>
-        </w:rPr>
-        <w:t xml:space="preserve"> </w:t>
-      </w:r>
-      <w:proofErr w:type="gramStart"/>
-      <w:r>
-        <w:rPr>
-          <w:sz w:val="28"/>
-          <w:szCs w:val="28"/>
-        </w:rPr>
-        <w:t>merge</w:t>
-      </w:r>
-      <w:proofErr w:type="gramEnd"/>
     </w:p>
     <w:p>
       <w:pPr>
@@ -1166,16 +426,7 @@
           <w:sz w:val="28"/>
           <w:szCs w:val="28"/>
         </w:rPr>
-        <w:t xml:space="preserve">Cherry pick </w:t>
-      </w:r>
-      <w:proofErr w:type="spellStart"/>
-      <w:r>
-        <w:rPr>
-          <w:rFonts w:ascii="Times New Roman" w:hAnsi="Times New Roman" w:cs="Times New Roman"/>
-          <w:sz w:val="28"/>
-          <w:szCs w:val="28"/>
-        </w:rPr>
-        <w:t>d</w:t>
+        <w:t>Cherry pick d</w:t>
       </w:r>
       <w:r>
         <w:rPr>
@@ -1191,70 +442,7 @@
           <w:sz w:val="28"/>
           <w:szCs w:val="28"/>
         </w:rPr>
-        <w:t>ng</w:t>
-      </w:r>
-      <w:proofErr w:type="spellEnd"/>
-      <w:r>
-        <w:rPr>
-          <w:rFonts w:ascii="Times New Roman" w:hAnsi="Times New Roman" w:cs="Times New Roman"/>
-          <w:sz w:val="28"/>
-          <w:szCs w:val="28"/>
-        </w:rPr>
-        <w:t xml:space="preserve"> </w:t>
-      </w:r>
-      <w:proofErr w:type="spellStart"/>
-      <w:r>
-        <w:rPr>
-          <w:rFonts w:ascii="Times New Roman" w:hAnsi="Times New Roman" w:cs="Times New Roman"/>
-          <w:sz w:val="28"/>
-          <w:szCs w:val="28"/>
-        </w:rPr>
-        <w:t>để</w:t>
-      </w:r>
-      <w:proofErr w:type="spellEnd"/>
-      <w:r>
-        <w:rPr>
-          <w:rFonts w:ascii="Times New Roman" w:hAnsi="Times New Roman" w:cs="Times New Roman"/>
-          <w:sz w:val="28"/>
-          <w:szCs w:val="28"/>
-        </w:rPr>
-        <w:t xml:space="preserve"> </w:t>
-      </w:r>
-      <w:proofErr w:type="spellStart"/>
-      <w:r>
-        <w:rPr>
-          <w:rFonts w:ascii="Times New Roman" w:hAnsi="Times New Roman" w:cs="Times New Roman"/>
-          <w:sz w:val="28"/>
-          <w:szCs w:val="28"/>
-        </w:rPr>
-        <w:t>làm</w:t>
-      </w:r>
-      <w:proofErr w:type="spellEnd"/>
-      <w:r>
-        <w:rPr>
-          <w:rFonts w:ascii="Times New Roman" w:hAnsi="Times New Roman" w:cs="Times New Roman"/>
-          <w:sz w:val="28"/>
-          <w:szCs w:val="28"/>
-        </w:rPr>
-        <w:t xml:space="preserve"> </w:t>
-      </w:r>
-      <w:proofErr w:type="spellStart"/>
-      <w:r>
-        <w:rPr>
-          <w:rFonts w:ascii="Times New Roman" w:hAnsi="Times New Roman" w:cs="Times New Roman"/>
-          <w:sz w:val="28"/>
-          <w:szCs w:val="28"/>
-        </w:rPr>
-        <w:t>gì</w:t>
-      </w:r>
-      <w:proofErr w:type="spellEnd"/>
-      <w:r>
-        <w:rPr>
-          <w:rFonts w:ascii="Times New Roman" w:hAnsi="Times New Roman" w:cs="Times New Roman"/>
-          <w:sz w:val="28"/>
-          <w:szCs w:val="28"/>
-        </w:rPr>
-        <w:t>?</w:t>
+        <w:t>ng để làm gì?</w:t>
       </w:r>
       <w:r>
         <w:rPr>
@@ -1262,97 +450,60 @@
           <w:sz w:val="28"/>
           <w:szCs w:val="28"/>
         </w:rPr>
-        <w:t xml:space="preserve"> </w:t>
+        <w:t xml:space="preserve"> Cách dùng như thế nào?</w:t>
       </w:r>
-      <w:proofErr w:type="spellStart"/>
+    </w:p>
+    <w:p>
+      <w:pPr>
+        <w:pStyle w:val="ListParagraph"/>
+        <w:rPr>
+          <w:rFonts w:ascii="Times New Roman" w:hAnsi="Times New Roman" w:cs="Times New Roman"/>
+          <w:sz w:val="28"/>
+          <w:szCs w:val="28"/>
+        </w:rPr>
+      </w:pPr>
       <w:r>
         <w:rPr>
           <w:rFonts w:ascii="Times New Roman" w:hAnsi="Times New Roman" w:cs="Times New Roman"/>
           <w:sz w:val="28"/>
           <w:szCs w:val="28"/>
         </w:rPr>
-        <w:t>Cách</w:t>
-      </w:r>
-      <w:proofErr w:type="spellEnd"/>
-      <w:r>
-        <w:rPr>
-          <w:rFonts w:ascii="Times New Roman" w:hAnsi="Times New Roman" w:cs="Times New Roman"/>
-          <w:sz w:val="28"/>
-          <w:szCs w:val="28"/>
-        </w:rPr>
-        <w:t xml:space="preserve"> </w:t>
-      </w:r>
-      <w:proofErr w:type="spellStart"/>
-      <w:r>
-        <w:rPr>
-          <w:rFonts w:ascii="Times New Roman" w:hAnsi="Times New Roman" w:cs="Times New Roman"/>
-          <w:sz w:val="28"/>
-          <w:szCs w:val="28"/>
-        </w:rPr>
-        <w:t>dùng</w:t>
-      </w:r>
-      <w:proofErr w:type="spellEnd"/>
-      <w:r>
-        <w:rPr>
-          <w:rFonts w:ascii="Times New Roman" w:hAnsi="Times New Roman" w:cs="Times New Roman"/>
-          <w:sz w:val="28"/>
-          <w:szCs w:val="28"/>
-        </w:rPr>
-        <w:t xml:space="preserve"> </w:t>
-      </w:r>
-      <w:proofErr w:type="spellStart"/>
-      <w:r>
-        <w:rPr>
-          <w:rFonts w:ascii="Times New Roman" w:hAnsi="Times New Roman" w:cs="Times New Roman"/>
-          <w:sz w:val="28"/>
-          <w:szCs w:val="28"/>
-        </w:rPr>
-        <w:t>như</w:t>
-      </w:r>
-      <w:proofErr w:type="spellEnd"/>
-      <w:r>
-        <w:rPr>
-          <w:rFonts w:ascii="Times New Roman" w:hAnsi="Times New Roman" w:cs="Times New Roman"/>
-          <w:sz w:val="28"/>
-          <w:szCs w:val="28"/>
-        </w:rPr>
-        <w:t xml:space="preserve"> </w:t>
-      </w:r>
-      <w:proofErr w:type="spellStart"/>
-      <w:r>
-        <w:rPr>
-          <w:rFonts w:ascii="Times New Roman" w:hAnsi="Times New Roman" w:cs="Times New Roman"/>
-          <w:sz w:val="28"/>
-          <w:szCs w:val="28"/>
-        </w:rPr>
-        <w:t>thế</w:t>
-      </w:r>
-      <w:proofErr w:type="spellEnd"/>
-      <w:r>
-        <w:rPr>
-          <w:rFonts w:ascii="Times New Roman" w:hAnsi="Times New Roman" w:cs="Times New Roman"/>
-          <w:sz w:val="28"/>
-          <w:szCs w:val="28"/>
-        </w:rPr>
-        <w:t xml:space="preserve"> </w:t>
-      </w:r>
-      <w:proofErr w:type="spellStart"/>
-      <w:r>
-        <w:rPr>
-          <w:rFonts w:ascii="Times New Roman" w:hAnsi="Times New Roman" w:cs="Times New Roman"/>
-          <w:sz w:val="28"/>
-          <w:szCs w:val="28"/>
-        </w:rPr>
-        <w:t>nào</w:t>
-      </w:r>
-      <w:proofErr w:type="spellEnd"/>
-      <w:r>
-        <w:rPr>
-          <w:rFonts w:ascii="Times New Roman" w:hAnsi="Times New Roman" w:cs="Times New Roman"/>
-          <w:sz w:val="28"/>
-          <w:szCs w:val="28"/>
-        </w:rPr>
-        <w:t>?</w:t>
+        <w:lastRenderedPageBreak/>
+        <w:drawing>
+          <wp:inline distT="0" distB="0" distL="0" distR="0" wp14:anchorId="67EFB823" wp14:editId="453EBF26">
+            <wp:extent cx="5943600" cy="2901950"/>
+            <wp:effectExtent l="0" t="0" r="0" b="0"/>
+            <wp:docPr id="97373704" name="Picture 1"/>
+            <wp:cNvGraphicFramePr>
+              <a:graphicFrameLocks xmlns:a="http://schemas.openxmlformats.org/drawingml/2006/main" noChangeAspect="1"/>
+            </wp:cNvGraphicFramePr>
+            <a:graphic xmlns:a="http://schemas.openxmlformats.org/drawingml/2006/main">
+              <a:graphicData uri="http://schemas.openxmlformats.org/drawingml/2006/picture">
+                <pic:pic xmlns:pic="http://schemas.openxmlformats.org/drawingml/2006/picture">
+                  <pic:nvPicPr>
+                    <pic:cNvPr id="97373704" name=""/>
+                    <pic:cNvPicPr/>
+                  </pic:nvPicPr>
+                  <pic:blipFill>
+                    <a:blip r:embed="rId8"/>
+                    <a:stretch>
+                      <a:fillRect/>
+                    </a:stretch>
+                  </pic:blipFill>
+                  <pic:spPr>
+                    <a:xfrm>
+                      <a:off x="0" y="0"/>
+                      <a:ext cx="5943600" cy="2901950"/>
+                    </a:xfrm>
+                    <a:prstGeom prst="rect">
+                      <a:avLst/>
+                    </a:prstGeom>
+                  </pic:spPr>
+                </pic:pic>
+              </a:graphicData>
+            </a:graphic>
+          </wp:inline>
+        </w:drawing>
       </w:r>
     </w:p>
     <w:p>
@@ -1368,77 +519,13 @@
           <w:szCs w:val="28"/>
         </w:rPr>
       </w:pPr>
-      <w:proofErr w:type="spellStart"/>
       <w:r>
         <w:rPr>
           <w:rFonts w:ascii="Times New Roman" w:hAnsi="Times New Roman" w:cs="Times New Roman"/>
           <w:sz w:val="28"/>
           <w:szCs w:val="28"/>
         </w:rPr>
-        <w:t>Hướng</w:t>
-      </w:r>
-      <w:proofErr w:type="spellEnd"/>
-      <w:r>
-        <w:rPr>
-          <w:rFonts w:ascii="Times New Roman" w:hAnsi="Times New Roman" w:cs="Times New Roman"/>
-          <w:sz w:val="28"/>
-          <w:szCs w:val="28"/>
-        </w:rPr>
-        <w:t xml:space="preserve"> </w:t>
-      </w:r>
-      <w:proofErr w:type="spellStart"/>
-      <w:r>
-        <w:rPr>
-          <w:rFonts w:ascii="Times New Roman" w:hAnsi="Times New Roman" w:cs="Times New Roman"/>
-          <w:sz w:val="28"/>
-          <w:szCs w:val="28"/>
-        </w:rPr>
-        <w:t>dẫn</w:t>
-      </w:r>
-      <w:proofErr w:type="spellEnd"/>
-      <w:r>
-        <w:rPr>
-          <w:rFonts w:ascii="Times New Roman" w:hAnsi="Times New Roman" w:cs="Times New Roman"/>
-          <w:sz w:val="28"/>
-          <w:szCs w:val="28"/>
-        </w:rPr>
-        <w:t xml:space="preserve"> </w:t>
-      </w:r>
-      <w:proofErr w:type="spellStart"/>
-      <w:r>
-        <w:rPr>
-          <w:rFonts w:ascii="Times New Roman" w:hAnsi="Times New Roman" w:cs="Times New Roman"/>
-          <w:sz w:val="28"/>
-          <w:szCs w:val="28"/>
-        </w:rPr>
-        <w:t>sử</w:t>
-      </w:r>
-      <w:proofErr w:type="spellEnd"/>
-      <w:r>
-        <w:rPr>
-          <w:rFonts w:ascii="Times New Roman" w:hAnsi="Times New Roman" w:cs="Times New Roman"/>
-          <w:sz w:val="28"/>
-          <w:szCs w:val="28"/>
-        </w:rPr>
-        <w:t xml:space="preserve"> </w:t>
-      </w:r>
-      <w:proofErr w:type="spellStart"/>
-      <w:r>
-        <w:rPr>
-          <w:rFonts w:ascii="Times New Roman" w:hAnsi="Times New Roman" w:cs="Times New Roman"/>
-          <w:sz w:val="28"/>
-          <w:szCs w:val="28"/>
-        </w:rPr>
-        <w:t>dụng</w:t>
-      </w:r>
-      <w:proofErr w:type="spellEnd"/>
-      <w:r>
-        <w:rPr>
-          <w:rFonts w:ascii="Times New Roman" w:hAnsi="Times New Roman" w:cs="Times New Roman"/>
-          <w:sz w:val="28"/>
-          <w:szCs w:val="28"/>
-        </w:rPr>
-        <w:t xml:space="preserve"> stash</w:t>
+        <w:t>Hướng dẫn sử dụng stash</w:t>
       </w:r>
     </w:p>
     <w:p>
@@ -1460,151 +547,7 @@
           <w:sz w:val="28"/>
           <w:szCs w:val="28"/>
         </w:rPr>
-        <w:t xml:space="preserve">Git tag dung </w:t>
-      </w:r>
-      <w:proofErr w:type="spellStart"/>
-      <w:r>
-        <w:rPr>
-          <w:rFonts w:ascii="Times New Roman" w:hAnsi="Times New Roman" w:cs="Times New Roman"/>
-          <w:sz w:val="28"/>
-          <w:szCs w:val="28"/>
-        </w:rPr>
-        <w:t>để</w:t>
-      </w:r>
-      <w:proofErr w:type="spellEnd"/>
-      <w:r>
-        <w:rPr>
-          <w:rFonts w:ascii="Times New Roman" w:hAnsi="Times New Roman" w:cs="Times New Roman"/>
-          <w:sz w:val="28"/>
-          <w:szCs w:val="28"/>
-        </w:rPr>
-        <w:t xml:space="preserve"> </w:t>
-      </w:r>
-      <w:proofErr w:type="spellStart"/>
-      <w:r>
-        <w:rPr>
-          <w:rFonts w:ascii="Times New Roman" w:hAnsi="Times New Roman" w:cs="Times New Roman"/>
-          <w:sz w:val="28"/>
-          <w:szCs w:val="28"/>
-        </w:rPr>
-        <w:t>làm</w:t>
-      </w:r>
-      <w:proofErr w:type="spellEnd"/>
-      <w:r>
-        <w:rPr>
-          <w:rFonts w:ascii="Times New Roman" w:hAnsi="Times New Roman" w:cs="Times New Roman"/>
-          <w:sz w:val="28"/>
-          <w:szCs w:val="28"/>
-        </w:rPr>
-        <w:t xml:space="preserve"> </w:t>
-      </w:r>
-      <w:proofErr w:type="spellStart"/>
-      <w:r>
-        <w:rPr>
-          <w:rFonts w:ascii="Times New Roman" w:hAnsi="Times New Roman" w:cs="Times New Roman"/>
-          <w:sz w:val="28"/>
-          <w:szCs w:val="28"/>
-        </w:rPr>
-        <w:t>gì</w:t>
-      </w:r>
-      <w:proofErr w:type="spellEnd"/>
-      <w:r>
-        <w:rPr>
-          <w:rFonts w:ascii="Times New Roman" w:hAnsi="Times New Roman" w:cs="Times New Roman"/>
-          <w:sz w:val="28"/>
-          <w:szCs w:val="28"/>
-        </w:rPr>
-        <w:t xml:space="preserve">? </w:t>
-      </w:r>
-      <w:proofErr w:type="spellStart"/>
-      <w:r>
-        <w:rPr>
-          <w:rFonts w:ascii="Times New Roman" w:hAnsi="Times New Roman" w:cs="Times New Roman"/>
-          <w:sz w:val="28"/>
-          <w:szCs w:val="28"/>
-        </w:rPr>
-        <w:t>Cách</w:t>
-      </w:r>
-      <w:proofErr w:type="spellEnd"/>
-      <w:r>
-        <w:rPr>
-          <w:rFonts w:ascii="Times New Roman" w:hAnsi="Times New Roman" w:cs="Times New Roman"/>
-          <w:sz w:val="28"/>
-          <w:szCs w:val="28"/>
-        </w:rPr>
-        <w:t xml:space="preserve"> </w:t>
-      </w:r>
-      <w:proofErr w:type="spellStart"/>
-      <w:r>
-        <w:rPr>
-          <w:rFonts w:ascii="Times New Roman" w:hAnsi="Times New Roman" w:cs="Times New Roman"/>
-          <w:sz w:val="28"/>
-          <w:szCs w:val="28"/>
-        </w:rPr>
-        <w:t>dùng</w:t>
-      </w:r>
-      <w:proofErr w:type="spellEnd"/>
-      <w:r>
-        <w:rPr>
-          <w:rFonts w:ascii="Times New Roman" w:hAnsi="Times New Roman" w:cs="Times New Roman"/>
-          <w:sz w:val="28"/>
-          <w:szCs w:val="28"/>
-        </w:rPr>
-        <w:t xml:space="preserve"> </w:t>
-      </w:r>
-      <w:proofErr w:type="spellStart"/>
-      <w:r>
-        <w:rPr>
-          <w:rFonts w:ascii="Times New Roman" w:hAnsi="Times New Roman" w:cs="Times New Roman"/>
-          <w:sz w:val="28"/>
-          <w:szCs w:val="28"/>
-        </w:rPr>
-        <w:t>như</w:t>
-      </w:r>
-      <w:proofErr w:type="spellEnd"/>
-      <w:r>
-        <w:rPr>
-          <w:rFonts w:ascii="Times New Roman" w:hAnsi="Times New Roman" w:cs="Times New Roman"/>
-          <w:sz w:val="28"/>
-          <w:szCs w:val="28"/>
-        </w:rPr>
-        <w:t xml:space="preserve"> </w:t>
-      </w:r>
-      <w:proofErr w:type="spellStart"/>
-      <w:r>
-        <w:rPr>
-          <w:rFonts w:ascii="Times New Roman" w:hAnsi="Times New Roman" w:cs="Times New Roman"/>
-          <w:sz w:val="28"/>
-          <w:szCs w:val="28"/>
-        </w:rPr>
-        <w:t>thế</w:t>
-      </w:r>
-      <w:proofErr w:type="spellEnd"/>
-      <w:r>
-        <w:rPr>
-          <w:rFonts w:ascii="Times New Roman" w:hAnsi="Times New Roman" w:cs="Times New Roman"/>
-          <w:sz w:val="28"/>
-          <w:szCs w:val="28"/>
-        </w:rPr>
-        <w:t xml:space="preserve"> </w:t>
-      </w:r>
-      <w:proofErr w:type="spellStart"/>
-      <w:r>
-        <w:rPr>
-          <w:rFonts w:ascii="Times New Roman" w:hAnsi="Times New Roman" w:cs="Times New Roman"/>
-          <w:sz w:val="28"/>
-          <w:szCs w:val="28"/>
-        </w:rPr>
-        <w:t>nào</w:t>
-      </w:r>
-      <w:proofErr w:type="spellEnd"/>
-      <w:r>
-        <w:rPr>
-          <w:rFonts w:ascii="Times New Roman" w:hAnsi="Times New Roman" w:cs="Times New Roman"/>
-          <w:sz w:val="28"/>
-          <w:szCs w:val="28"/>
-        </w:rPr>
-        <w:t>?</w:t>
+        <w:t>Git tag dung để làm gì? Cách dùng như thế nào?</w:t>
       </w:r>
     </w:p>
     <w:p>
@@ -1620,70 +563,14 @@
           <w:szCs w:val="28"/>
         </w:rPr>
       </w:pPr>
-      <w:proofErr w:type="spellStart"/>
       <w:r>
         <w:rPr>
           <w:rFonts w:ascii="Times New Roman" w:hAnsi="Times New Roman" w:cs="Times New Roman"/>
           <w:sz w:val="28"/>
           <w:szCs w:val="28"/>
         </w:rPr>
-        <w:t>Phân</w:t>
+        <w:t>Phân biệt revert với reset</w:t>
       </w:r>
-      <w:proofErr w:type="spellEnd"/>
-      <w:r>
-        <w:rPr>
-          <w:rFonts w:ascii="Times New Roman" w:hAnsi="Times New Roman" w:cs="Times New Roman"/>
-          <w:sz w:val="28"/>
-          <w:szCs w:val="28"/>
-        </w:rPr>
-        <w:t xml:space="preserve"> </w:t>
-      </w:r>
-      <w:proofErr w:type="spellStart"/>
-      <w:r>
-        <w:rPr>
-          <w:rFonts w:ascii="Times New Roman" w:hAnsi="Times New Roman" w:cs="Times New Roman"/>
-          <w:sz w:val="28"/>
-          <w:szCs w:val="28"/>
-        </w:rPr>
-        <w:t>biệt</w:t>
-      </w:r>
-      <w:proofErr w:type="spellEnd"/>
-      <w:r>
-        <w:rPr>
-          <w:rFonts w:ascii="Times New Roman" w:hAnsi="Times New Roman" w:cs="Times New Roman"/>
-          <w:sz w:val="28"/>
-          <w:szCs w:val="28"/>
-        </w:rPr>
-        <w:t xml:space="preserve"> revert </w:t>
-      </w:r>
-      <w:proofErr w:type="spellStart"/>
-      <w:r>
-        <w:rPr>
-          <w:rFonts w:ascii="Times New Roman" w:hAnsi="Times New Roman" w:cs="Times New Roman"/>
-          <w:sz w:val="28"/>
-          <w:szCs w:val="28"/>
-        </w:rPr>
-        <w:t>với</w:t>
-      </w:r>
-      <w:proofErr w:type="spellEnd"/>
-      <w:r>
-        <w:rPr>
-          <w:rFonts w:ascii="Times New Roman" w:hAnsi="Times New Roman" w:cs="Times New Roman"/>
-          <w:sz w:val="28"/>
-          <w:szCs w:val="28"/>
-        </w:rPr>
-        <w:t xml:space="preserve"> </w:t>
-      </w:r>
-      <w:proofErr w:type="gramStart"/>
-      <w:r>
-        <w:rPr>
-          <w:rFonts w:ascii="Times New Roman" w:hAnsi="Times New Roman" w:cs="Times New Roman"/>
-          <w:sz w:val="28"/>
-          <w:szCs w:val="28"/>
-        </w:rPr>
-        <w:t>reset</w:t>
-      </w:r>
-      <w:proofErr w:type="gramEnd"/>
     </w:p>
     <w:p>
       <w:pPr>
@@ -1698,77 +585,13 @@
           <w:szCs w:val="28"/>
         </w:rPr>
       </w:pPr>
-      <w:proofErr w:type="spellStart"/>
       <w:r>
         <w:rPr>
           <w:rFonts w:ascii="Times New Roman" w:hAnsi="Times New Roman" w:cs="Times New Roman"/>
           <w:sz w:val="28"/>
           <w:szCs w:val="28"/>
         </w:rPr>
-        <w:t>Hướng</w:t>
-      </w:r>
-      <w:proofErr w:type="spellEnd"/>
-      <w:r>
-        <w:rPr>
-          <w:rFonts w:ascii="Times New Roman" w:hAnsi="Times New Roman" w:cs="Times New Roman"/>
-          <w:sz w:val="28"/>
-          <w:szCs w:val="28"/>
-        </w:rPr>
-        <w:t xml:space="preserve"> </w:t>
-      </w:r>
-      <w:proofErr w:type="spellStart"/>
-      <w:r>
-        <w:rPr>
-          <w:rFonts w:ascii="Times New Roman" w:hAnsi="Times New Roman" w:cs="Times New Roman"/>
-          <w:sz w:val="28"/>
-          <w:szCs w:val="28"/>
-        </w:rPr>
-        <w:t>dẫn</w:t>
-      </w:r>
-      <w:proofErr w:type="spellEnd"/>
-      <w:r>
-        <w:rPr>
-          <w:rFonts w:ascii="Times New Roman" w:hAnsi="Times New Roman" w:cs="Times New Roman"/>
-          <w:sz w:val="28"/>
-          <w:szCs w:val="28"/>
-        </w:rPr>
-        <w:t xml:space="preserve"> </w:t>
-      </w:r>
-      <w:proofErr w:type="spellStart"/>
-      <w:r>
-        <w:rPr>
-          <w:rFonts w:ascii="Times New Roman" w:hAnsi="Times New Roman" w:cs="Times New Roman"/>
-          <w:sz w:val="28"/>
-          <w:szCs w:val="28"/>
-        </w:rPr>
-        <w:t>sử</w:t>
-      </w:r>
-      <w:proofErr w:type="spellEnd"/>
-      <w:r>
-        <w:rPr>
-          <w:rFonts w:ascii="Times New Roman" w:hAnsi="Times New Roman" w:cs="Times New Roman"/>
-          <w:sz w:val="28"/>
-          <w:szCs w:val="28"/>
-        </w:rPr>
-        <w:t xml:space="preserve"> </w:t>
-      </w:r>
-      <w:proofErr w:type="spellStart"/>
-      <w:r>
-        <w:rPr>
-          <w:rFonts w:ascii="Times New Roman" w:hAnsi="Times New Roman" w:cs="Times New Roman"/>
-          <w:sz w:val="28"/>
-          <w:szCs w:val="28"/>
-        </w:rPr>
-        <w:t>dụng</w:t>
-      </w:r>
-      <w:proofErr w:type="spellEnd"/>
-      <w:r>
-        <w:rPr>
-          <w:rFonts w:ascii="Times New Roman" w:hAnsi="Times New Roman" w:cs="Times New Roman"/>
-          <w:sz w:val="28"/>
-          <w:szCs w:val="28"/>
-        </w:rPr>
-        <w:t xml:space="preserve"> git diff</w:t>
+        <w:t>Hướng dẫn sử dụng git diff</w:t>
       </w:r>
     </w:p>
     <w:sectPr>

--- a/BTGit2.docx
+++ b/BTGit2.docx
@@ -320,8 +320,18 @@
           <w:sz w:val="28"/>
           <w:szCs w:val="28"/>
         </w:rPr>
-        <w:t xml:space="preserve"> reset</w:t>
-      </w:r>
+        <w:t xml:space="preserve"> </w:t>
+      </w:r>
+      <w:proofErr w:type="gramStart"/>
+      <w:r>
+        <w:rPr>
+          <w:rFonts w:ascii="Times New Roman" w:hAnsi="Times New Roman" w:cs="Times New Roman"/>
+          <w:sz w:val="28"/>
+          <w:szCs w:val="28"/>
+        </w:rPr>
+        <w:t>reset</w:t>
+      </w:r>
+      <w:proofErr w:type="gramEnd"/>
     </w:p>
     <w:p>
       <w:pPr>
@@ -398,8 +408,18 @@
           <w:sz w:val="28"/>
           <w:szCs w:val="28"/>
         </w:rPr>
-        <w:t xml:space="preserve"> rebase</w:t>
-      </w:r>
+        <w:t xml:space="preserve"> </w:t>
+      </w:r>
+      <w:proofErr w:type="gramStart"/>
+      <w:r>
+        <w:rPr>
+          <w:rFonts w:ascii="Times New Roman" w:hAnsi="Times New Roman" w:cs="Times New Roman"/>
+          <w:sz w:val="28"/>
+          <w:szCs w:val="28"/>
+        </w:rPr>
+        <w:t>rebase</w:t>
+      </w:r>
+      <w:proofErr w:type="gramEnd"/>
     </w:p>
     <w:p>
       <w:pPr>
@@ -466,8 +486,18 @@
           <w:sz w:val="28"/>
           <w:szCs w:val="28"/>
         </w:rPr>
-        <w:t xml:space="preserve"> fetch</w:t>
-      </w:r>
+        <w:t xml:space="preserve"> </w:t>
+      </w:r>
+      <w:proofErr w:type="gramStart"/>
+      <w:r>
+        <w:rPr>
+          <w:rFonts w:ascii="Times New Roman" w:hAnsi="Times New Roman" w:cs="Times New Roman"/>
+          <w:sz w:val="28"/>
+          <w:szCs w:val="28"/>
+        </w:rPr>
+        <w:t>fetch</w:t>
+      </w:r>
+      <w:proofErr w:type="gramEnd"/>
     </w:p>
     <w:p>
       <w:pPr>
@@ -564,10 +594,6 @@
     <w:p>
       <w:pPr>
         <w:pStyle w:val="ListParagraph"/>
-        <w:numPr>
-          <w:ilvl w:val="0"/>
-          <w:numId w:val="1"/>
-        </w:numPr>
         <w:rPr>
           <w:rFonts w:ascii="Times New Roman" w:hAnsi="Times New Roman" w:cs="Times New Roman"/>
           <w:sz w:val="28"/>
@@ -691,6 +717,7 @@
         <w:t xml:space="preserve"> </w:t>
       </w:r>
       <w:proofErr w:type="spellStart"/>
+      <w:proofErr w:type="gramStart"/>
       <w:r>
         <w:rPr>
           <w:rFonts w:ascii="Times New Roman" w:hAnsi="Times New Roman" w:cs="Times New Roman"/>
@@ -700,14 +727,11 @@
         <w:t>nhất</w:t>
       </w:r>
       <w:proofErr w:type="spellEnd"/>
+      <w:proofErr w:type="gramEnd"/>
     </w:p>
     <w:p>
       <w:pPr>
         <w:pStyle w:val="ListParagraph"/>
-        <w:numPr>
-          <w:ilvl w:val="0"/>
-          <w:numId w:val="1"/>
-        </w:numPr>
         <w:rPr>
           <w:rFonts w:ascii="Times New Roman" w:hAnsi="Times New Roman" w:cs="Times New Roman"/>
           <w:sz w:val="28"/>
@@ -726,10 +750,6 @@
     <w:p>
       <w:pPr>
         <w:pStyle w:val="ListParagraph"/>
-        <w:numPr>
-          <w:ilvl w:val="0"/>
-          <w:numId w:val="1"/>
-        </w:numPr>
         <w:rPr>
           <w:rFonts w:ascii="Times New Roman" w:hAnsi="Times New Roman" w:cs="Times New Roman"/>
           <w:sz w:val="28"/>
@@ -796,10 +816,6 @@
     <w:p>
       <w:pPr>
         <w:pStyle w:val="ListParagraph"/>
-        <w:numPr>
-          <w:ilvl w:val="0"/>
-          <w:numId w:val="1"/>
-        </w:numPr>
         <w:rPr>
           <w:rFonts w:ascii="Times New Roman" w:hAnsi="Times New Roman" w:cs="Times New Roman"/>
           <w:sz w:val="28"/>
@@ -866,10 +882,6 @@
     <w:p>
       <w:pPr>
         <w:pStyle w:val="ListParagraph"/>
-        <w:numPr>
-          <w:ilvl w:val="0"/>
-          <w:numId w:val="1"/>
-        </w:numPr>
         <w:rPr>
           <w:sz w:val="28"/>
           <w:szCs w:val="28"/>
@@ -1113,8 +1125,27 @@
           <w:sz w:val="28"/>
           <w:szCs w:val="28"/>
         </w:rPr>
-        <w:t xml:space="preserve"> merge</w:t>
-      </w:r>
+        <w:t xml:space="preserve"> </w:t>
+      </w:r>
+      <w:proofErr w:type="gramStart"/>
+      <w:r>
+        <w:rPr>
+          <w:sz w:val="28"/>
+          <w:szCs w:val="28"/>
+        </w:rPr>
+        <w:t>merge</w:t>
+      </w:r>
+      <w:proofErr w:type="gramEnd"/>
+    </w:p>
+    <w:p>
+      <w:pPr>
+        <w:pStyle w:val="ListParagraph"/>
+        <w:rPr>
+          <w:rFonts w:ascii="Times New Roman" w:hAnsi="Times New Roman" w:cs="Times New Roman"/>
+          <w:sz w:val="28"/>
+          <w:szCs w:val="28"/>
+        </w:rPr>
+      </w:pPr>
     </w:p>
     <w:p>
       <w:pPr>
@@ -1129,6 +1160,200 @@
           <w:szCs w:val="28"/>
         </w:rPr>
       </w:pPr>
+      <w:r>
+        <w:rPr>
+          <w:rFonts w:ascii="Times New Roman" w:hAnsi="Times New Roman" w:cs="Times New Roman"/>
+          <w:sz w:val="28"/>
+          <w:szCs w:val="28"/>
+        </w:rPr>
+        <w:t xml:space="preserve">Cherry pick </w:t>
+      </w:r>
+      <w:proofErr w:type="spellStart"/>
+      <w:r>
+        <w:rPr>
+          <w:rFonts w:ascii="Times New Roman" w:hAnsi="Times New Roman" w:cs="Times New Roman"/>
+          <w:sz w:val="28"/>
+          <w:szCs w:val="28"/>
+        </w:rPr>
+        <w:t>d</w:t>
+      </w:r>
+      <w:r>
+        <w:rPr>
+          <w:rFonts w:ascii="Times New Roman" w:hAnsi="Times New Roman" w:cs="Times New Roman"/>
+          <w:sz w:val="28"/>
+          <w:szCs w:val="28"/>
+        </w:rPr>
+        <w:t>ù</w:t>
+      </w:r>
+      <w:r>
+        <w:rPr>
+          <w:rFonts w:ascii="Times New Roman" w:hAnsi="Times New Roman" w:cs="Times New Roman"/>
+          <w:sz w:val="28"/>
+          <w:szCs w:val="28"/>
+        </w:rPr>
+        <w:t>ng</w:t>
+      </w:r>
+      <w:proofErr w:type="spellEnd"/>
+      <w:r>
+        <w:rPr>
+          <w:rFonts w:ascii="Times New Roman" w:hAnsi="Times New Roman" w:cs="Times New Roman"/>
+          <w:sz w:val="28"/>
+          <w:szCs w:val="28"/>
+        </w:rPr>
+        <w:t xml:space="preserve"> </w:t>
+      </w:r>
+      <w:proofErr w:type="spellStart"/>
+      <w:r>
+        <w:rPr>
+          <w:rFonts w:ascii="Times New Roman" w:hAnsi="Times New Roman" w:cs="Times New Roman"/>
+          <w:sz w:val="28"/>
+          <w:szCs w:val="28"/>
+        </w:rPr>
+        <w:t>để</w:t>
+      </w:r>
+      <w:proofErr w:type="spellEnd"/>
+      <w:r>
+        <w:rPr>
+          <w:rFonts w:ascii="Times New Roman" w:hAnsi="Times New Roman" w:cs="Times New Roman"/>
+          <w:sz w:val="28"/>
+          <w:szCs w:val="28"/>
+        </w:rPr>
+        <w:t xml:space="preserve"> </w:t>
+      </w:r>
+      <w:proofErr w:type="spellStart"/>
+      <w:r>
+        <w:rPr>
+          <w:rFonts w:ascii="Times New Roman" w:hAnsi="Times New Roman" w:cs="Times New Roman"/>
+          <w:sz w:val="28"/>
+          <w:szCs w:val="28"/>
+        </w:rPr>
+        <w:t>làm</w:t>
+      </w:r>
+      <w:proofErr w:type="spellEnd"/>
+      <w:r>
+        <w:rPr>
+          <w:rFonts w:ascii="Times New Roman" w:hAnsi="Times New Roman" w:cs="Times New Roman"/>
+          <w:sz w:val="28"/>
+          <w:szCs w:val="28"/>
+        </w:rPr>
+        <w:t xml:space="preserve"> </w:t>
+      </w:r>
+      <w:proofErr w:type="spellStart"/>
+      <w:r>
+        <w:rPr>
+          <w:rFonts w:ascii="Times New Roman" w:hAnsi="Times New Roman" w:cs="Times New Roman"/>
+          <w:sz w:val="28"/>
+          <w:szCs w:val="28"/>
+        </w:rPr>
+        <w:t>gì</w:t>
+      </w:r>
+      <w:proofErr w:type="spellEnd"/>
+      <w:r>
+        <w:rPr>
+          <w:rFonts w:ascii="Times New Roman" w:hAnsi="Times New Roman" w:cs="Times New Roman"/>
+          <w:sz w:val="28"/>
+          <w:szCs w:val="28"/>
+        </w:rPr>
+        <w:t>?</w:t>
+      </w:r>
+      <w:r>
+        <w:rPr>
+          <w:rFonts w:ascii="Times New Roman" w:hAnsi="Times New Roman" w:cs="Times New Roman"/>
+          <w:sz w:val="28"/>
+          <w:szCs w:val="28"/>
+        </w:rPr>
+        <w:t xml:space="preserve"> </w:t>
+      </w:r>
+      <w:proofErr w:type="spellStart"/>
+      <w:r>
+        <w:rPr>
+          <w:rFonts w:ascii="Times New Roman" w:hAnsi="Times New Roman" w:cs="Times New Roman"/>
+          <w:sz w:val="28"/>
+          <w:szCs w:val="28"/>
+        </w:rPr>
+        <w:t>Cách</w:t>
+      </w:r>
+      <w:proofErr w:type="spellEnd"/>
+      <w:r>
+        <w:rPr>
+          <w:rFonts w:ascii="Times New Roman" w:hAnsi="Times New Roman" w:cs="Times New Roman"/>
+          <w:sz w:val="28"/>
+          <w:szCs w:val="28"/>
+        </w:rPr>
+        <w:t xml:space="preserve"> </w:t>
+      </w:r>
+      <w:proofErr w:type="spellStart"/>
+      <w:r>
+        <w:rPr>
+          <w:rFonts w:ascii="Times New Roman" w:hAnsi="Times New Roman" w:cs="Times New Roman"/>
+          <w:sz w:val="28"/>
+          <w:szCs w:val="28"/>
+        </w:rPr>
+        <w:t>dùng</w:t>
+      </w:r>
+      <w:proofErr w:type="spellEnd"/>
+      <w:r>
+        <w:rPr>
+          <w:rFonts w:ascii="Times New Roman" w:hAnsi="Times New Roman" w:cs="Times New Roman"/>
+          <w:sz w:val="28"/>
+          <w:szCs w:val="28"/>
+        </w:rPr>
+        <w:t xml:space="preserve"> </w:t>
+      </w:r>
+      <w:proofErr w:type="spellStart"/>
+      <w:r>
+        <w:rPr>
+          <w:rFonts w:ascii="Times New Roman" w:hAnsi="Times New Roman" w:cs="Times New Roman"/>
+          <w:sz w:val="28"/>
+          <w:szCs w:val="28"/>
+        </w:rPr>
+        <w:t>như</w:t>
+      </w:r>
+      <w:proofErr w:type="spellEnd"/>
+      <w:r>
+        <w:rPr>
+          <w:rFonts w:ascii="Times New Roman" w:hAnsi="Times New Roman" w:cs="Times New Roman"/>
+          <w:sz w:val="28"/>
+          <w:szCs w:val="28"/>
+        </w:rPr>
+        <w:t xml:space="preserve"> </w:t>
+      </w:r>
+      <w:proofErr w:type="spellStart"/>
+      <w:r>
+        <w:rPr>
+          <w:rFonts w:ascii="Times New Roman" w:hAnsi="Times New Roman" w:cs="Times New Roman"/>
+          <w:sz w:val="28"/>
+          <w:szCs w:val="28"/>
+        </w:rPr>
+        <w:t>thế</w:t>
+      </w:r>
+      <w:proofErr w:type="spellEnd"/>
+      <w:r>
+        <w:rPr>
+          <w:rFonts w:ascii="Times New Roman" w:hAnsi="Times New Roman" w:cs="Times New Roman"/>
+          <w:sz w:val="28"/>
+          <w:szCs w:val="28"/>
+        </w:rPr>
+        <w:t xml:space="preserve"> </w:t>
+      </w:r>
+      <w:proofErr w:type="spellStart"/>
+      <w:r>
+        <w:rPr>
+          <w:rFonts w:ascii="Times New Roman" w:hAnsi="Times New Roman" w:cs="Times New Roman"/>
+          <w:sz w:val="28"/>
+          <w:szCs w:val="28"/>
+        </w:rPr>
+        <w:t>nào</w:t>
+      </w:r>
+      <w:proofErr w:type="spellEnd"/>
+      <w:r>
+        <w:rPr>
+          <w:rFonts w:ascii="Times New Roman" w:hAnsi="Times New Roman" w:cs="Times New Roman"/>
+          <w:sz w:val="28"/>
+          <w:szCs w:val="28"/>
+        </w:rPr>
+        <w:t>?</w:t>
+      </w:r>
     </w:p>
     <w:p>
       <w:pPr>
@@ -1143,199 +1368,77 @@
           <w:szCs w:val="28"/>
         </w:rPr>
       </w:pPr>
-      <w:r>
-        <w:rPr>
-          <w:rFonts w:ascii="Times New Roman" w:hAnsi="Times New Roman" w:cs="Times New Roman"/>
-          <w:sz w:val="28"/>
-          <w:szCs w:val="28"/>
-        </w:rPr>
-        <w:t xml:space="preserve">Cherry pick </w:t>
-      </w:r>
-      <w:proofErr w:type="spellStart"/>
-      <w:r>
-        <w:rPr>
-          <w:rFonts w:ascii="Times New Roman" w:hAnsi="Times New Roman" w:cs="Times New Roman"/>
-          <w:sz w:val="28"/>
-          <w:szCs w:val="28"/>
-        </w:rPr>
-        <w:t>d</w:t>
-      </w:r>
-      <w:r>
-        <w:rPr>
-          <w:rFonts w:ascii="Times New Roman" w:hAnsi="Times New Roman" w:cs="Times New Roman"/>
-          <w:sz w:val="28"/>
-          <w:szCs w:val="28"/>
-        </w:rPr>
-        <w:t>ù</w:t>
-      </w:r>
-      <w:r>
-        <w:rPr>
-          <w:rFonts w:ascii="Times New Roman" w:hAnsi="Times New Roman" w:cs="Times New Roman"/>
-          <w:sz w:val="28"/>
-          <w:szCs w:val="28"/>
-        </w:rPr>
-        <w:t>ng</w:t>
-      </w:r>
-      <w:proofErr w:type="spellEnd"/>
-      <w:r>
-        <w:rPr>
-          <w:rFonts w:ascii="Times New Roman" w:hAnsi="Times New Roman" w:cs="Times New Roman"/>
-          <w:sz w:val="28"/>
-          <w:szCs w:val="28"/>
-        </w:rPr>
-        <w:t xml:space="preserve"> </w:t>
-      </w:r>
-      <w:proofErr w:type="spellStart"/>
-      <w:r>
-        <w:rPr>
-          <w:rFonts w:ascii="Times New Roman" w:hAnsi="Times New Roman" w:cs="Times New Roman"/>
-          <w:sz w:val="28"/>
-          <w:szCs w:val="28"/>
-        </w:rPr>
-        <w:t>để</w:t>
-      </w:r>
-      <w:proofErr w:type="spellEnd"/>
-      <w:r>
-        <w:rPr>
-          <w:rFonts w:ascii="Times New Roman" w:hAnsi="Times New Roman" w:cs="Times New Roman"/>
-          <w:sz w:val="28"/>
-          <w:szCs w:val="28"/>
-        </w:rPr>
-        <w:t xml:space="preserve"> </w:t>
-      </w:r>
-      <w:proofErr w:type="spellStart"/>
-      <w:r>
-        <w:rPr>
-          <w:rFonts w:ascii="Times New Roman" w:hAnsi="Times New Roman" w:cs="Times New Roman"/>
-          <w:sz w:val="28"/>
-          <w:szCs w:val="28"/>
-        </w:rPr>
-        <w:t>làm</w:t>
-      </w:r>
-      <w:proofErr w:type="spellEnd"/>
-      <w:r>
-        <w:rPr>
-          <w:rFonts w:ascii="Times New Roman" w:hAnsi="Times New Roman" w:cs="Times New Roman"/>
-          <w:sz w:val="28"/>
-          <w:szCs w:val="28"/>
-        </w:rPr>
-        <w:t xml:space="preserve"> </w:t>
-      </w:r>
-      <w:proofErr w:type="spellStart"/>
-      <w:r>
-        <w:rPr>
-          <w:rFonts w:ascii="Times New Roman" w:hAnsi="Times New Roman" w:cs="Times New Roman"/>
-          <w:sz w:val="28"/>
-          <w:szCs w:val="28"/>
-        </w:rPr>
-        <w:t>gì</w:t>
-      </w:r>
-      <w:proofErr w:type="spellEnd"/>
-      <w:r>
-        <w:rPr>
-          <w:rFonts w:ascii="Times New Roman" w:hAnsi="Times New Roman" w:cs="Times New Roman"/>
-          <w:sz w:val="28"/>
-          <w:szCs w:val="28"/>
-        </w:rPr>
-        <w:t>?</w:t>
-      </w:r>
-      <w:r>
-        <w:rPr>
-          <w:rFonts w:ascii="Times New Roman" w:hAnsi="Times New Roman" w:cs="Times New Roman"/>
-          <w:sz w:val="28"/>
-          <w:szCs w:val="28"/>
-        </w:rPr>
-        <w:t xml:space="preserve"> </w:t>
-      </w:r>
-      <w:proofErr w:type="spellStart"/>
-      <w:r>
-        <w:rPr>
-          <w:rFonts w:ascii="Times New Roman" w:hAnsi="Times New Roman" w:cs="Times New Roman"/>
-          <w:sz w:val="28"/>
-          <w:szCs w:val="28"/>
-        </w:rPr>
-        <w:t>Cách</w:t>
-      </w:r>
-      <w:proofErr w:type="spellEnd"/>
-      <w:r>
-        <w:rPr>
-          <w:rFonts w:ascii="Times New Roman" w:hAnsi="Times New Roman" w:cs="Times New Roman"/>
-          <w:sz w:val="28"/>
-          <w:szCs w:val="28"/>
-        </w:rPr>
-        <w:t xml:space="preserve"> </w:t>
-      </w:r>
-      <w:proofErr w:type="spellStart"/>
-      <w:r>
-        <w:rPr>
-          <w:rFonts w:ascii="Times New Roman" w:hAnsi="Times New Roman" w:cs="Times New Roman"/>
-          <w:sz w:val="28"/>
-          <w:szCs w:val="28"/>
-        </w:rPr>
-        <w:t>dùng</w:t>
-      </w:r>
-      <w:proofErr w:type="spellEnd"/>
-      <w:r>
-        <w:rPr>
-          <w:rFonts w:ascii="Times New Roman" w:hAnsi="Times New Roman" w:cs="Times New Roman"/>
-          <w:sz w:val="28"/>
-          <w:szCs w:val="28"/>
-        </w:rPr>
-        <w:t xml:space="preserve"> </w:t>
-      </w:r>
-      <w:proofErr w:type="spellStart"/>
-      <w:r>
-        <w:rPr>
-          <w:rFonts w:ascii="Times New Roman" w:hAnsi="Times New Roman" w:cs="Times New Roman"/>
-          <w:sz w:val="28"/>
-          <w:szCs w:val="28"/>
-        </w:rPr>
-        <w:t>như</w:t>
-      </w:r>
-      <w:proofErr w:type="spellEnd"/>
-      <w:r>
-        <w:rPr>
-          <w:rFonts w:ascii="Times New Roman" w:hAnsi="Times New Roman" w:cs="Times New Roman"/>
-          <w:sz w:val="28"/>
-          <w:szCs w:val="28"/>
-        </w:rPr>
-        <w:t xml:space="preserve"> </w:t>
-      </w:r>
-      <w:proofErr w:type="spellStart"/>
-      <w:r>
-        <w:rPr>
-          <w:rFonts w:ascii="Times New Roman" w:hAnsi="Times New Roman" w:cs="Times New Roman"/>
-          <w:sz w:val="28"/>
-          <w:szCs w:val="28"/>
-        </w:rPr>
-        <w:t>thế</w:t>
-      </w:r>
-      <w:proofErr w:type="spellEnd"/>
-      <w:r>
-        <w:rPr>
-          <w:rFonts w:ascii="Times New Roman" w:hAnsi="Times New Roman" w:cs="Times New Roman"/>
-          <w:sz w:val="28"/>
-          <w:szCs w:val="28"/>
-        </w:rPr>
-        <w:t xml:space="preserve"> </w:t>
-      </w:r>
-      <w:proofErr w:type="spellStart"/>
-      <w:r>
-        <w:rPr>
-          <w:rFonts w:ascii="Times New Roman" w:hAnsi="Times New Roman" w:cs="Times New Roman"/>
-          <w:sz w:val="28"/>
-          <w:szCs w:val="28"/>
-        </w:rPr>
-        <w:t>nào</w:t>
-      </w:r>
-      <w:proofErr w:type="spellEnd"/>
-      <w:r>
-        <w:rPr>
-          <w:rFonts w:ascii="Times New Roman" w:hAnsi="Times New Roman" w:cs="Times New Roman"/>
-          <w:sz w:val="28"/>
-          <w:szCs w:val="28"/>
-        </w:rPr>
-        <w:t>?</w:t>
+      <w:proofErr w:type="spellStart"/>
+      <w:r>
+        <w:rPr>
+          <w:rFonts w:ascii="Times New Roman" w:hAnsi="Times New Roman" w:cs="Times New Roman"/>
+          <w:sz w:val="28"/>
+          <w:szCs w:val="28"/>
+        </w:rPr>
+        <w:t>Hướng</w:t>
+      </w:r>
+      <w:proofErr w:type="spellEnd"/>
+      <w:r>
+        <w:rPr>
+          <w:rFonts w:ascii="Times New Roman" w:hAnsi="Times New Roman" w:cs="Times New Roman"/>
+          <w:sz w:val="28"/>
+          <w:szCs w:val="28"/>
+        </w:rPr>
+        <w:t xml:space="preserve"> </w:t>
+      </w:r>
+      <w:proofErr w:type="spellStart"/>
+      <w:r>
+        <w:rPr>
+          <w:rFonts w:ascii="Times New Roman" w:hAnsi="Times New Roman" w:cs="Times New Roman"/>
+          <w:sz w:val="28"/>
+          <w:szCs w:val="28"/>
+        </w:rPr>
+        <w:t>dẫn</w:t>
+      </w:r>
+      <w:proofErr w:type="spellEnd"/>
+      <w:r>
+        <w:rPr>
+          <w:rFonts w:ascii="Times New Roman" w:hAnsi="Times New Roman" w:cs="Times New Roman"/>
+          <w:sz w:val="28"/>
+          <w:szCs w:val="28"/>
+        </w:rPr>
+        <w:t xml:space="preserve"> </w:t>
+      </w:r>
+      <w:proofErr w:type="spellStart"/>
+      <w:r>
+        <w:rPr>
+          <w:rFonts w:ascii="Times New Roman" w:hAnsi="Times New Roman" w:cs="Times New Roman"/>
+          <w:sz w:val="28"/>
+          <w:szCs w:val="28"/>
+        </w:rPr>
+        <w:t>sử</w:t>
+      </w:r>
+      <w:proofErr w:type="spellEnd"/>
+      <w:r>
+        <w:rPr>
+          <w:rFonts w:ascii="Times New Roman" w:hAnsi="Times New Roman" w:cs="Times New Roman"/>
+          <w:sz w:val="28"/>
+          <w:szCs w:val="28"/>
+        </w:rPr>
+        <w:t xml:space="preserve"> </w:t>
+      </w:r>
+      <w:proofErr w:type="spellStart"/>
+      <w:r>
+        <w:rPr>
+          <w:rFonts w:ascii="Times New Roman" w:hAnsi="Times New Roman" w:cs="Times New Roman"/>
+          <w:sz w:val="28"/>
+          <w:szCs w:val="28"/>
+        </w:rPr>
+        <w:t>dụng</w:t>
+      </w:r>
+      <w:proofErr w:type="spellEnd"/>
+      <w:r>
+        <w:rPr>
+          <w:rFonts w:ascii="Times New Roman" w:hAnsi="Times New Roman" w:cs="Times New Roman"/>
+          <w:sz w:val="28"/>
+          <w:szCs w:val="28"/>
+        </w:rPr>
+        <w:t xml:space="preserve"> stash</w:t>
       </w:r>
     </w:p>
     <w:p>
@@ -1351,77 +1454,157 @@
           <w:szCs w:val="28"/>
         </w:rPr>
       </w:pPr>
-      <w:proofErr w:type="spellStart"/>
-      <w:r>
-        <w:rPr>
-          <w:rFonts w:ascii="Times New Roman" w:hAnsi="Times New Roman" w:cs="Times New Roman"/>
-          <w:sz w:val="28"/>
-          <w:szCs w:val="28"/>
-        </w:rPr>
-        <w:t>Hướng</w:t>
-      </w:r>
-      <w:proofErr w:type="spellEnd"/>
-      <w:r>
-        <w:rPr>
-          <w:rFonts w:ascii="Times New Roman" w:hAnsi="Times New Roman" w:cs="Times New Roman"/>
-          <w:sz w:val="28"/>
-          <w:szCs w:val="28"/>
-        </w:rPr>
-        <w:t xml:space="preserve"> </w:t>
-      </w:r>
-      <w:proofErr w:type="spellStart"/>
-      <w:r>
-        <w:rPr>
-          <w:rFonts w:ascii="Times New Roman" w:hAnsi="Times New Roman" w:cs="Times New Roman"/>
-          <w:sz w:val="28"/>
-          <w:szCs w:val="28"/>
-        </w:rPr>
-        <w:t>dẫn</w:t>
-      </w:r>
-      <w:proofErr w:type="spellEnd"/>
-      <w:r>
-        <w:rPr>
-          <w:rFonts w:ascii="Times New Roman" w:hAnsi="Times New Roman" w:cs="Times New Roman"/>
-          <w:sz w:val="28"/>
-          <w:szCs w:val="28"/>
-        </w:rPr>
-        <w:t xml:space="preserve"> </w:t>
-      </w:r>
-      <w:proofErr w:type="spellStart"/>
-      <w:r>
-        <w:rPr>
-          <w:rFonts w:ascii="Times New Roman" w:hAnsi="Times New Roman" w:cs="Times New Roman"/>
-          <w:sz w:val="28"/>
-          <w:szCs w:val="28"/>
-        </w:rPr>
-        <w:t>sử</w:t>
-      </w:r>
-      <w:proofErr w:type="spellEnd"/>
-      <w:r>
-        <w:rPr>
-          <w:rFonts w:ascii="Times New Roman" w:hAnsi="Times New Roman" w:cs="Times New Roman"/>
-          <w:sz w:val="28"/>
-          <w:szCs w:val="28"/>
-        </w:rPr>
-        <w:t xml:space="preserve"> </w:t>
-      </w:r>
-      <w:proofErr w:type="spellStart"/>
-      <w:r>
-        <w:rPr>
-          <w:rFonts w:ascii="Times New Roman" w:hAnsi="Times New Roman" w:cs="Times New Roman"/>
-          <w:sz w:val="28"/>
-          <w:szCs w:val="28"/>
-        </w:rPr>
-        <w:t>dụng</w:t>
-      </w:r>
-      <w:proofErr w:type="spellEnd"/>
-      <w:r>
-        <w:rPr>
-          <w:rFonts w:ascii="Times New Roman" w:hAnsi="Times New Roman" w:cs="Times New Roman"/>
-          <w:sz w:val="28"/>
-          <w:szCs w:val="28"/>
-        </w:rPr>
-        <w:t xml:space="preserve"> stash</w:t>
+      <w:r>
+        <w:rPr>
+          <w:rFonts w:ascii="Times New Roman" w:hAnsi="Times New Roman" w:cs="Times New Roman"/>
+          <w:sz w:val="28"/>
+          <w:szCs w:val="28"/>
+        </w:rPr>
+        <w:t xml:space="preserve">Git tag dung </w:t>
+      </w:r>
+      <w:proofErr w:type="spellStart"/>
+      <w:r>
+        <w:rPr>
+          <w:rFonts w:ascii="Times New Roman" w:hAnsi="Times New Roman" w:cs="Times New Roman"/>
+          <w:sz w:val="28"/>
+          <w:szCs w:val="28"/>
+        </w:rPr>
+        <w:t>để</w:t>
+      </w:r>
+      <w:proofErr w:type="spellEnd"/>
+      <w:r>
+        <w:rPr>
+          <w:rFonts w:ascii="Times New Roman" w:hAnsi="Times New Roman" w:cs="Times New Roman"/>
+          <w:sz w:val="28"/>
+          <w:szCs w:val="28"/>
+        </w:rPr>
+        <w:t xml:space="preserve"> </w:t>
+      </w:r>
+      <w:proofErr w:type="spellStart"/>
+      <w:r>
+        <w:rPr>
+          <w:rFonts w:ascii="Times New Roman" w:hAnsi="Times New Roman" w:cs="Times New Roman"/>
+          <w:sz w:val="28"/>
+          <w:szCs w:val="28"/>
+        </w:rPr>
+        <w:t>làm</w:t>
+      </w:r>
+      <w:proofErr w:type="spellEnd"/>
+      <w:r>
+        <w:rPr>
+          <w:rFonts w:ascii="Times New Roman" w:hAnsi="Times New Roman" w:cs="Times New Roman"/>
+          <w:sz w:val="28"/>
+          <w:szCs w:val="28"/>
+        </w:rPr>
+        <w:t xml:space="preserve"> </w:t>
+      </w:r>
+      <w:proofErr w:type="spellStart"/>
+      <w:r>
+        <w:rPr>
+          <w:rFonts w:ascii="Times New Roman" w:hAnsi="Times New Roman" w:cs="Times New Roman"/>
+          <w:sz w:val="28"/>
+          <w:szCs w:val="28"/>
+        </w:rPr>
+        <w:t>gì</w:t>
+      </w:r>
+      <w:proofErr w:type="spellEnd"/>
+      <w:r>
+        <w:rPr>
+          <w:rFonts w:ascii="Times New Roman" w:hAnsi="Times New Roman" w:cs="Times New Roman"/>
+          <w:sz w:val="28"/>
+          <w:szCs w:val="28"/>
+        </w:rPr>
+        <w:t xml:space="preserve">? </w:t>
+      </w:r>
+      <w:proofErr w:type="spellStart"/>
+      <w:r>
+        <w:rPr>
+          <w:rFonts w:ascii="Times New Roman" w:hAnsi="Times New Roman" w:cs="Times New Roman"/>
+          <w:sz w:val="28"/>
+          <w:szCs w:val="28"/>
+        </w:rPr>
+        <w:t>Cách</w:t>
+      </w:r>
+      <w:proofErr w:type="spellEnd"/>
+      <w:r>
+        <w:rPr>
+          <w:rFonts w:ascii="Times New Roman" w:hAnsi="Times New Roman" w:cs="Times New Roman"/>
+          <w:sz w:val="28"/>
+          <w:szCs w:val="28"/>
+        </w:rPr>
+        <w:t xml:space="preserve"> </w:t>
+      </w:r>
+      <w:proofErr w:type="spellStart"/>
+      <w:r>
+        <w:rPr>
+          <w:rFonts w:ascii="Times New Roman" w:hAnsi="Times New Roman" w:cs="Times New Roman"/>
+          <w:sz w:val="28"/>
+          <w:szCs w:val="28"/>
+        </w:rPr>
+        <w:t>dùng</w:t>
+      </w:r>
+      <w:proofErr w:type="spellEnd"/>
+      <w:r>
+        <w:rPr>
+          <w:rFonts w:ascii="Times New Roman" w:hAnsi="Times New Roman" w:cs="Times New Roman"/>
+          <w:sz w:val="28"/>
+          <w:szCs w:val="28"/>
+        </w:rPr>
+        <w:t xml:space="preserve"> </w:t>
+      </w:r>
+      <w:proofErr w:type="spellStart"/>
+      <w:r>
+        <w:rPr>
+          <w:rFonts w:ascii="Times New Roman" w:hAnsi="Times New Roman" w:cs="Times New Roman"/>
+          <w:sz w:val="28"/>
+          <w:szCs w:val="28"/>
+        </w:rPr>
+        <w:t>như</w:t>
+      </w:r>
+      <w:proofErr w:type="spellEnd"/>
+      <w:r>
+        <w:rPr>
+          <w:rFonts w:ascii="Times New Roman" w:hAnsi="Times New Roman" w:cs="Times New Roman"/>
+          <w:sz w:val="28"/>
+          <w:szCs w:val="28"/>
+        </w:rPr>
+        <w:t xml:space="preserve"> </w:t>
+      </w:r>
+      <w:proofErr w:type="spellStart"/>
+      <w:r>
+        <w:rPr>
+          <w:rFonts w:ascii="Times New Roman" w:hAnsi="Times New Roman" w:cs="Times New Roman"/>
+          <w:sz w:val="28"/>
+          <w:szCs w:val="28"/>
+        </w:rPr>
+        <w:t>thế</w:t>
+      </w:r>
+      <w:proofErr w:type="spellEnd"/>
+      <w:r>
+        <w:rPr>
+          <w:rFonts w:ascii="Times New Roman" w:hAnsi="Times New Roman" w:cs="Times New Roman"/>
+          <w:sz w:val="28"/>
+          <w:szCs w:val="28"/>
+        </w:rPr>
+        <w:t xml:space="preserve"> </w:t>
+      </w:r>
+      <w:proofErr w:type="spellStart"/>
+      <w:r>
+        <w:rPr>
+          <w:rFonts w:ascii="Times New Roman" w:hAnsi="Times New Roman" w:cs="Times New Roman"/>
+          <w:sz w:val="28"/>
+          <w:szCs w:val="28"/>
+        </w:rPr>
+        <w:t>nào</w:t>
+      </w:r>
+      <w:proofErr w:type="spellEnd"/>
+      <w:r>
+        <w:rPr>
+          <w:rFonts w:ascii="Times New Roman" w:hAnsi="Times New Roman" w:cs="Times New Roman"/>
+          <w:sz w:val="28"/>
+          <w:szCs w:val="28"/>
+        </w:rPr>
+        <w:t>?</w:t>
       </w:r>
     </w:p>
     <w:p>
@@ -1437,172 +1620,6 @@
           <w:szCs w:val="28"/>
         </w:rPr>
       </w:pPr>
-      <w:r>
-        <w:rPr>
-          <w:rFonts w:ascii="Times New Roman" w:hAnsi="Times New Roman" w:cs="Times New Roman"/>
-          <w:sz w:val="28"/>
-          <w:szCs w:val="28"/>
-        </w:rPr>
-        <w:t xml:space="preserve">Git tag dung </w:t>
-      </w:r>
-      <w:proofErr w:type="spellStart"/>
-      <w:r>
-        <w:rPr>
-          <w:rFonts w:ascii="Times New Roman" w:hAnsi="Times New Roman" w:cs="Times New Roman"/>
-          <w:sz w:val="28"/>
-          <w:szCs w:val="28"/>
-        </w:rPr>
-        <w:t>để</w:t>
-      </w:r>
-      <w:proofErr w:type="spellEnd"/>
-      <w:r>
-        <w:rPr>
-          <w:rFonts w:ascii="Times New Roman" w:hAnsi="Times New Roman" w:cs="Times New Roman"/>
-          <w:sz w:val="28"/>
-          <w:szCs w:val="28"/>
-        </w:rPr>
-        <w:t xml:space="preserve"> </w:t>
-      </w:r>
-      <w:proofErr w:type="spellStart"/>
-      <w:r>
-        <w:rPr>
-          <w:rFonts w:ascii="Times New Roman" w:hAnsi="Times New Roman" w:cs="Times New Roman"/>
-          <w:sz w:val="28"/>
-          <w:szCs w:val="28"/>
-        </w:rPr>
-        <w:t>làm</w:t>
-      </w:r>
-      <w:proofErr w:type="spellEnd"/>
-      <w:r>
-        <w:rPr>
-          <w:rFonts w:ascii="Times New Roman" w:hAnsi="Times New Roman" w:cs="Times New Roman"/>
-          <w:sz w:val="28"/>
-          <w:szCs w:val="28"/>
-        </w:rPr>
-        <w:t xml:space="preserve"> </w:t>
-      </w:r>
-      <w:proofErr w:type="spellStart"/>
-      <w:r>
-        <w:rPr>
-          <w:rFonts w:ascii="Times New Roman" w:hAnsi="Times New Roman" w:cs="Times New Roman"/>
-          <w:sz w:val="28"/>
-          <w:szCs w:val="28"/>
-        </w:rPr>
-        <w:t>gì</w:t>
-      </w:r>
-      <w:proofErr w:type="spellEnd"/>
-      <w:r>
-        <w:rPr>
-          <w:rFonts w:ascii="Times New Roman" w:hAnsi="Times New Roman" w:cs="Times New Roman"/>
-          <w:sz w:val="28"/>
-          <w:szCs w:val="28"/>
-        </w:rPr>
-        <w:t xml:space="preserve">? </w:t>
-      </w:r>
-      <w:proofErr w:type="spellStart"/>
-      <w:r>
-        <w:rPr>
-          <w:rFonts w:ascii="Times New Roman" w:hAnsi="Times New Roman" w:cs="Times New Roman"/>
-          <w:sz w:val="28"/>
-          <w:szCs w:val="28"/>
-        </w:rPr>
-        <w:t>Cách</w:t>
-      </w:r>
-      <w:proofErr w:type="spellEnd"/>
-      <w:r>
-        <w:rPr>
-          <w:rFonts w:ascii="Times New Roman" w:hAnsi="Times New Roman" w:cs="Times New Roman"/>
-          <w:sz w:val="28"/>
-          <w:szCs w:val="28"/>
-        </w:rPr>
-        <w:t xml:space="preserve"> </w:t>
-      </w:r>
-      <w:proofErr w:type="spellStart"/>
-      <w:r>
-        <w:rPr>
-          <w:rFonts w:ascii="Times New Roman" w:hAnsi="Times New Roman" w:cs="Times New Roman"/>
-          <w:sz w:val="28"/>
-          <w:szCs w:val="28"/>
-        </w:rPr>
-        <w:t>dùng</w:t>
-      </w:r>
-      <w:proofErr w:type="spellEnd"/>
-      <w:r>
-        <w:rPr>
-          <w:rFonts w:ascii="Times New Roman" w:hAnsi="Times New Roman" w:cs="Times New Roman"/>
-          <w:sz w:val="28"/>
-          <w:szCs w:val="28"/>
-        </w:rPr>
-        <w:t xml:space="preserve"> </w:t>
-      </w:r>
-      <w:proofErr w:type="spellStart"/>
-      <w:r>
-        <w:rPr>
-          <w:rFonts w:ascii="Times New Roman" w:hAnsi="Times New Roman" w:cs="Times New Roman"/>
-          <w:sz w:val="28"/>
-          <w:szCs w:val="28"/>
-        </w:rPr>
-        <w:t>như</w:t>
-      </w:r>
-      <w:proofErr w:type="spellEnd"/>
-      <w:r>
-        <w:rPr>
-          <w:rFonts w:ascii="Times New Roman" w:hAnsi="Times New Roman" w:cs="Times New Roman"/>
-          <w:sz w:val="28"/>
-          <w:szCs w:val="28"/>
-        </w:rPr>
-        <w:t xml:space="preserve"> </w:t>
-      </w:r>
-      <w:proofErr w:type="spellStart"/>
-      <w:r>
-        <w:rPr>
-          <w:rFonts w:ascii="Times New Roman" w:hAnsi="Times New Roman" w:cs="Times New Roman"/>
-          <w:sz w:val="28"/>
-          <w:szCs w:val="28"/>
-        </w:rPr>
-        <w:t>thế</w:t>
-      </w:r>
-      <w:proofErr w:type="spellEnd"/>
-      <w:r>
-        <w:rPr>
-          <w:rFonts w:ascii="Times New Roman" w:hAnsi="Times New Roman" w:cs="Times New Roman"/>
-          <w:sz w:val="28"/>
-          <w:szCs w:val="28"/>
-        </w:rPr>
-        <w:t xml:space="preserve"> </w:t>
-      </w:r>
-      <w:proofErr w:type="spellStart"/>
-      <w:r>
-        <w:rPr>
-          <w:rFonts w:ascii="Times New Roman" w:hAnsi="Times New Roman" w:cs="Times New Roman"/>
-          <w:sz w:val="28"/>
-          <w:szCs w:val="28"/>
-        </w:rPr>
-        <w:t>nào</w:t>
-      </w:r>
-      <w:proofErr w:type="spellEnd"/>
-      <w:r>
-        <w:rPr>
-          <w:rFonts w:ascii="Times New Roman" w:hAnsi="Times New Roman" w:cs="Times New Roman"/>
-          <w:sz w:val="28"/>
-          <w:szCs w:val="28"/>
-        </w:rPr>
-        <w:t>?</w:t>
-      </w:r>
-    </w:p>
-    <w:p>
-      <w:pPr>
-        <w:pStyle w:val="ListParagraph"/>
-        <w:numPr>
-          <w:ilvl w:val="0"/>
-          <w:numId w:val="1"/>
-        </w:numPr>
-        <w:rPr>
-          <w:rFonts w:ascii="Times New Roman" w:hAnsi="Times New Roman" w:cs="Times New Roman"/>
-          <w:sz w:val="28"/>
-          <w:szCs w:val="28"/>
-        </w:rPr>
-      </w:pPr>
       <w:proofErr w:type="spellStart"/>
       <w:r>
         <w:rPr>
@@ -1655,8 +1672,18 @@
           <w:sz w:val="28"/>
           <w:szCs w:val="28"/>
         </w:rPr>
-        <w:t xml:space="preserve"> reset</w:t>
-      </w:r>
+        <w:t xml:space="preserve"> </w:t>
+      </w:r>
+      <w:proofErr w:type="gramStart"/>
+      <w:r>
+        <w:rPr>
+          <w:rFonts w:ascii="Times New Roman" w:hAnsi="Times New Roman" w:cs="Times New Roman"/>
+          <w:sz w:val="28"/>
+          <w:szCs w:val="28"/>
+        </w:rPr>
+        <w:t>reset</w:t>
+      </w:r>
+      <w:proofErr w:type="gramEnd"/>
     </w:p>
     <w:p>
       <w:pPr>
